--- a/templates_docx/psf_ps_intimation.docx
+++ b/templates_docx/psf_ps_intimation.docx
@@ -1,6 +1,6 @@
 
 <file path=word/document.xml><?xml version="1.0" encoding="utf-8"?>
-<w:document xmlns:wpc="http://schemas.microsoft.com/office/word/2010/wordprocessingCanvas" xmlns:cx="http://schemas.microsoft.com/office/drawing/2014/chartex" xmlns:cx1="http://schemas.microsoft.com/office/drawing/2015/9/8/chartex" xmlns:cx2="http://schemas.microsoft.com/office/drawing/2015/10/21/chartex" xmlns:cx3="http://schemas.microsoft.com/office/drawing/2016/5/9/chartex" xmlns:cx4="http://schemas.microsoft.com/office/drawing/2016/5/10/chartex" xmlns:cx5="http://schemas.microsoft.com/office/drawing/2016/5/11/chartex" xmlns:cx6="http://schemas.microsoft.com/office/drawing/2016/5/12/chartex" xmlns:cx7="http://schemas.microsoft.com/office/drawing/2016/5/13/chartex" xmlns:cx8="http://schemas.microsoft.com/office/drawing/2016/5/14/chartex" xmlns:mc="http://schemas.openxmlformats.org/markup-compatibility/2006" xmlns:aink="http://schemas.microsoft.com/office/drawing/2016/ink" xmlns:am3d="http://schemas.microsoft.com/office/drawing/2017/model3d" xmlns:o="urn:schemas-microsoft-com:office:office" xmlns:oel="http://schemas.microsoft.com/office/2019/extlst" xmlns:r="http://schemas.openxmlformats.org/officeDocument/2006/relationships" xmlns:m="http://schemas.openxmlformats.org/officeDocument/2006/math" xmlns:v="urn:schemas-microsoft-com:vml" xmlns:wp14="http://schemas.microsoft.com/office/word/2010/wordprocessingDrawing" xmlns:wp="http://schemas.openxmlformats.org/drawingml/2006/wordprocessingDrawing" xmlns:w10="urn:schemas-microsoft-com:office:word" xmlns:w="http://schemas.openxmlformats.org/wordprocessingml/2006/main" xmlns:w14="http://schemas.microsoft.com/office/word/2010/wordml" xmlns:w15="http://schemas.microsoft.com/office/word/2012/wordml" xmlns:w16cex="http://schemas.microsoft.com/office/word/2018/wordml/cex" xmlns:w16cid="http://schemas.microsoft.com/office/word/2016/wordml/cid" xmlns:w16="http://schemas.microsoft.com/office/word/2018/wordml" xmlns:w16du="http://schemas.microsoft.com/office/word/2023/wordml/word16du" xmlns:w16sdtdh="http://schemas.microsoft.com/office/word/2020/wordml/sdtdatahash" xmlns:w16sdtfl="http://schemas.microsoft.com/office/word/2024/wordml/sdtformatlock" xmlns:w16se="http://schemas.microsoft.com/office/word/2015/wordml/symex" xmlns:wpg="http://schemas.microsoft.com/office/word/2010/wordprocessingGroup" xmlns:wpi="http://schemas.microsoft.com/office/word/2010/wordprocessingInk" xmlns:wne="http://schemas.microsoft.com/office/word/2006/wordml" xmlns:wps="http://schemas.microsoft.com/office/word/2010/wordprocessingShape" mc:Ignorable="w14 w15 w16se w16cid w16 w16cex w16sdtdh w16sdtfl w16du wp14">
+<w:document xmlns:wpc="http://schemas.microsoft.com/office/word/2010/wordprocessingCanvas" xmlns:cx="http://schemas.microsoft.com/office/drawing/2014/chartex" xmlns:cx1="http://schemas.microsoft.com/office/drawing/2015/9/8/chartex" xmlns:cx2="http://schemas.microsoft.com/office/drawing/2015/10/21/chartex" xmlns:cx3="http://schemas.microsoft.com/office/drawing/2016/5/9/chartex" xmlns:cx4="http://schemas.microsoft.com/office/drawing/2016/5/10/chartex" xmlns:cx5="http://schemas.microsoft.com/office/drawing/2016/5/11/chartex" xmlns:cx6="http://schemas.microsoft.com/office/drawing/2016/5/12/chartex" xmlns:cx7="http://schemas.microsoft.com/office/drawing/2016/5/13/chartex" xmlns:cx8="http://schemas.microsoft.com/office/drawing/2016/5/14/chartex" xmlns:mc="http://schemas.openxmlformats.org/markup-compatibility/2006" xmlns:aink="http://schemas.microsoft.com/office/drawing/2016/ink" xmlns:am3d="http://schemas.microsoft.com/office/drawing/2017/model3d" xmlns:o="urn:schemas-microsoft-com:office:office" xmlns:r="http://schemas.openxmlformats.org/officeDocument/2006/relationships" xmlns:m="http://schemas.openxmlformats.org/officeDocument/2006/math" xmlns:v="urn:schemas-microsoft-com:vml" xmlns:wp14="http://schemas.microsoft.com/office/word/2010/wordprocessingDrawing" xmlns:wp="http://schemas.openxmlformats.org/drawingml/2006/wordprocessingDrawing" xmlns:w10="urn:schemas-microsoft-com:office:word" xmlns:w="http://schemas.openxmlformats.org/wordprocessingml/2006/main" xmlns:w14="http://schemas.microsoft.com/office/word/2010/wordml" xmlns:w15="http://schemas.microsoft.com/office/word/2012/wordml" xmlns:w16cex="http://schemas.microsoft.com/office/word/2018/wordml/cex" xmlns:w16cid="http://schemas.microsoft.com/office/word/2016/wordml/cid" xmlns:w16="http://schemas.microsoft.com/office/word/2018/wordml" xmlns:w16sdtdh="http://schemas.microsoft.com/office/word/2020/wordml/sdtdatahash" xmlns:w16se="http://schemas.microsoft.com/office/word/2015/wordml/symex" xmlns:wpg="http://schemas.microsoft.com/office/word/2010/wordprocessingGroup" xmlns:wpi="http://schemas.microsoft.com/office/word/2010/wordprocessingInk" xmlns:wne="http://schemas.microsoft.com/office/word/2006/wordml" xmlns:wps="http://schemas.microsoft.com/office/word/2010/wordprocessingShape" mc:Ignorable="w14 w15 w16se w16cid w16 w16cex w16sdtdh wp14">
   <w:body>
     <w:p>
       <w:pPr>
@@ -54,27 +54,13 @@
     <w:p>
       <w:pPr>
         <w:pStyle w:val="BodyText"/>
-        <w:ind w:left="0"/>
-      </w:pPr>
-    </w:p>
-    <w:p>
-      <w:pPr>
-        <w:pStyle w:val="BodyText"/>
-        <w:ind w:left="0"/>
-      </w:pPr>
-    </w:p>
-    <w:p>
-      <w:pPr>
-        <w:pStyle w:val="BodyText"/>
-        <w:ind w:left="0"/>
-      </w:pPr>
-    </w:p>
-    <w:p>
-      <w:pPr>
-        <w:pStyle w:val="BodyText"/>
         <w:spacing w:before="55"/>
         <w:ind w:left="0"/>
-        <w:jc w:val="center"/>
+        <w:rPr>
+          <w:rFonts w:ascii="Arial" w:hAnsi="Arial" w:cs="Arial"/>
+          <w:sz w:val="22"/>
+          <w:szCs w:val="22"/>
+        </w:rPr>
       </w:pPr>
     </w:p>
     <w:p>
@@ -85,81 +71,166 @@
         </w:tabs>
         <w:ind w:left="369"/>
         <w:jc w:val="center"/>
+        <w:rPr>
+          <w:rFonts w:ascii="Arial" w:hAnsi="Arial" w:cs="Arial"/>
+          <w:sz w:val="22"/>
+          <w:szCs w:val="22"/>
+        </w:rPr>
       </w:pPr>
       <w:r>
         <w:rPr>
-          <w:spacing w:val="-6"/>
-          <w:w w:val="90"/>
+          <w:rFonts w:ascii="Arial" w:hAnsi="Arial" w:cs="Arial"/>
+          <w:spacing w:val="-6"/>
+          <w:w w:val="90"/>
+          <w:sz w:val="22"/>
+          <w:szCs w:val="22"/>
         </w:rPr>
         <w:t>Seize</w:t>
       </w:r>
       <w:r>
         <w:rPr>
+          <w:rFonts w:ascii="Arial" w:hAnsi="Arial" w:cs="Arial"/>
           <w:spacing w:val="2"/>
-        </w:rPr>
-        <w:t xml:space="preserve"> </w:t>
-      </w:r>
-      <w:r>
-        <w:rPr>
-          <w:spacing w:val="-6"/>
-          <w:w w:val="90"/>
+          <w:sz w:val="22"/>
+          <w:szCs w:val="22"/>
+        </w:rPr>
+        <w:t xml:space="preserve"> </w:t>
+      </w:r>
+      <w:r>
+        <w:rPr>
+          <w:rFonts w:ascii="Arial" w:hAnsi="Arial" w:cs="Arial"/>
+          <w:spacing w:val="-6"/>
+          <w:w w:val="90"/>
+          <w:sz w:val="22"/>
+          <w:szCs w:val="22"/>
         </w:rPr>
         <w:t>Intimation</w:t>
       </w:r>
       <w:r>
         <w:rPr>
+          <w:rFonts w:ascii="Arial" w:hAnsi="Arial" w:cs="Arial"/>
           <w:spacing w:val="-15"/>
           <w:w w:val="90"/>
+          <w:sz w:val="22"/>
+          <w:szCs w:val="22"/>
         </w:rPr>
         <w:t xml:space="preserve"> </w:t>
       </w:r>
       <w:proofErr w:type="gramStart"/>
       <w:r>
         <w:rPr>
-          <w:spacing w:val="-6"/>
-          <w:w w:val="90"/>
+          <w:rFonts w:ascii="Arial" w:hAnsi="Arial" w:cs="Arial"/>
+          <w:spacing w:val="-6"/>
+          <w:w w:val="90"/>
+          <w:sz w:val="22"/>
+          <w:szCs w:val="22"/>
         </w:rPr>
         <w:t>To</w:t>
       </w:r>
       <w:proofErr w:type="gramEnd"/>
       <w:r>
         <w:rPr>
+          <w:rFonts w:ascii="Arial" w:hAnsi="Arial" w:cs="Arial"/>
           <w:spacing w:val="-9"/>
-        </w:rPr>
-        <w:t xml:space="preserve"> </w:t>
-      </w:r>
-      <w:r>
-        <w:rPr>
-          <w:spacing w:val="-6"/>
-          <w:w w:val="90"/>
+          <w:sz w:val="22"/>
+          <w:szCs w:val="22"/>
+        </w:rPr>
+        <w:t xml:space="preserve"> </w:t>
+      </w:r>
+      <w:r>
+        <w:rPr>
+          <w:rFonts w:ascii="Arial" w:hAnsi="Arial" w:cs="Arial"/>
+          <w:spacing w:val="-6"/>
+          <w:w w:val="90"/>
+          <w:sz w:val="22"/>
+          <w:szCs w:val="22"/>
         </w:rPr>
         <w:t>Police</w:t>
       </w:r>
       <w:r>
+        <w:rPr>
+          <w:rFonts w:ascii="Arial" w:hAnsi="Arial" w:cs="Arial"/>
+          <w:sz w:val="22"/>
+          <w:szCs w:val="22"/>
+        </w:rPr>
         <w:tab/>
       </w:r>
+    </w:p>
+    <w:p>
+      <w:pPr>
+        <w:pStyle w:val="Heading1"/>
+        <w:tabs>
+          <w:tab w:val="left" w:pos="3911"/>
+        </w:tabs>
+        <w:ind w:left="369"/>
+        <w:jc w:val="center"/>
+        <w:rPr>
+          <w:rFonts w:ascii="Arial" w:hAnsi="Arial" w:cs="Arial"/>
+          <w:sz w:val="22"/>
+          <w:szCs w:val="22"/>
+        </w:rPr>
+      </w:pPr>
+      <w:r>
+        <w:rPr>
+          <w:rFonts w:ascii="Arial" w:hAnsi="Arial" w:cs="Arial"/>
+          <w:sz w:val="22"/>
+          <w:szCs w:val="22"/>
+        </w:rPr>
+        <w:t xml:space="preserve">                                                                                                          </w:t>
+      </w:r>
       <w:proofErr w:type="gramStart"/>
       <w:r>
         <w:rPr>
+          <w:rFonts w:ascii="Arial" w:hAnsi="Arial" w:cs="Arial"/>
           <w:spacing w:val="-4"/>
           <w:w w:val="90"/>
+          <w:sz w:val="22"/>
+          <w:szCs w:val="22"/>
         </w:rPr>
         <w:t>Date:</w:t>
       </w:r>
       <w:r>
         <w:rPr>
+          <w:rFonts w:ascii="Arial" w:hAnsi="Arial" w:cs="Arial"/>
           <w:spacing w:val="-4"/>
           <w:w w:val="90"/>
+          <w:sz w:val="22"/>
+          <w:szCs w:val="22"/>
         </w:rPr>
         <w:t>{</w:t>
       </w:r>
       <w:proofErr w:type="gramEnd"/>
       <w:r>
         <w:rPr>
+          <w:rFonts w:ascii="Arial" w:hAnsi="Arial" w:cs="Arial"/>
           <w:spacing w:val="-4"/>
           <w:w w:val="90"/>
-        </w:rPr>
-        <w:t>{notice_date}}</w:t>
+          <w:sz w:val="22"/>
+          <w:szCs w:val="22"/>
+        </w:rPr>
+        <w:t>{</w:t>
+      </w:r>
+      <w:proofErr w:type="spellStart"/>
+      <w:r>
+        <w:rPr>
+          <w:rFonts w:ascii="Arial" w:hAnsi="Arial" w:cs="Arial"/>
+          <w:spacing w:val="-4"/>
+          <w:w w:val="90"/>
+          <w:sz w:val="22"/>
+          <w:szCs w:val="22"/>
+        </w:rPr>
+        <w:t>notice_date</w:t>
+      </w:r>
+      <w:proofErr w:type="spellEnd"/>
+      <w:r>
+        <w:rPr>
+          <w:rFonts w:ascii="Arial" w:hAnsi="Arial" w:cs="Arial"/>
+          <w:spacing w:val="-4"/>
+          <w:w w:val="90"/>
+          <w:sz w:val="22"/>
+          <w:szCs w:val="22"/>
+        </w:rPr>
+        <w:t>}}</w:t>
       </w:r>
     </w:p>
     <w:p>
@@ -167,7 +238,10 @@
         <w:pStyle w:val="BodyText"/>
         <w:ind w:left="0"/>
         <w:rPr>
-          <w:b/>
+          <w:rFonts w:ascii="Arial" w:hAnsi="Arial" w:cs="Arial"/>
+          <w:b/>
+          <w:sz w:val="22"/>
+          <w:szCs w:val="22"/>
         </w:rPr>
       </w:pPr>
     </w:p>
@@ -177,32 +251,57 @@
         <w:spacing w:before="92"/>
         <w:ind w:left="0"/>
         <w:rPr>
-          <w:b/>
+          <w:rFonts w:ascii="Arial" w:hAnsi="Arial" w:cs="Arial"/>
+          <w:b/>
+          <w:sz w:val="22"/>
+          <w:szCs w:val="22"/>
         </w:rPr>
       </w:pPr>
     </w:p>
     <w:p>
       <w:pPr>
         <w:pStyle w:val="BodyText"/>
+        <w:rPr>
+          <w:rFonts w:ascii="Arial" w:hAnsi="Arial" w:cs="Arial"/>
+          <w:b/>
+          <w:bCs/>
+          <w:sz w:val="22"/>
+          <w:szCs w:val="22"/>
+        </w:rPr>
       </w:pPr>
       <w:r>
         <w:rPr>
-          <w:spacing w:val="-8"/>
-          <w:w w:val="90"/>
+          <w:rFonts w:ascii="Arial" w:hAnsi="Arial" w:cs="Arial"/>
+          <w:b/>
+          <w:bCs/>
+          <w:spacing w:val="-8"/>
+          <w:w w:val="90"/>
+          <w:sz w:val="22"/>
+          <w:szCs w:val="22"/>
         </w:rPr>
         <w:t>Place:</w:t>
       </w:r>
       <w:r>
         <w:rPr>
+          <w:rFonts w:ascii="Arial" w:hAnsi="Arial" w:cs="Arial"/>
+          <w:b/>
+          <w:bCs/>
           <w:spacing w:val="-10"/>
           <w:w w:val="90"/>
-        </w:rPr>
-        <w:t xml:space="preserve"> </w:t>
-      </w:r>
-      <w:r>
-        <w:rPr>
-          <w:spacing w:val="-8"/>
-          <w:w w:val="90"/>
+          <w:sz w:val="22"/>
+          <w:szCs w:val="22"/>
+        </w:rPr>
+        <w:t xml:space="preserve"> </w:t>
+      </w:r>
+      <w:r>
+        <w:rPr>
+          <w:rFonts w:ascii="Arial" w:hAnsi="Arial" w:cs="Arial"/>
+          <w:b/>
+          <w:bCs/>
+          <w:spacing w:val="-8"/>
+          <w:w w:val="90"/>
+          <w:sz w:val="22"/>
+          <w:szCs w:val="22"/>
         </w:rPr>
         <w:t>{{place}}</w:t>
       </w:r>
@@ -211,6 +310,11 @@
       <w:pPr>
         <w:pStyle w:val="BodyText"/>
         <w:ind w:left="0"/>
+        <w:rPr>
+          <w:rFonts w:ascii="Arial" w:hAnsi="Arial" w:cs="Arial"/>
+          <w:sz w:val="22"/>
+          <w:szCs w:val="22"/>
+        </w:rPr>
       </w:pPr>
     </w:p>
     <w:p>
@@ -218,16 +322,33 @@
         <w:pStyle w:val="BodyText"/>
         <w:spacing w:before="92"/>
         <w:ind w:left="0"/>
+        <w:rPr>
+          <w:rFonts w:ascii="Arial" w:hAnsi="Arial" w:cs="Arial"/>
+          <w:sz w:val="22"/>
+          <w:szCs w:val="22"/>
+        </w:rPr>
       </w:pPr>
     </w:p>
     <w:p>
       <w:pPr>
         <w:pStyle w:val="BodyText"/>
         <w:spacing w:before="1"/>
+        <w:rPr>
+          <w:rFonts w:ascii="Arial" w:hAnsi="Arial" w:cs="Arial"/>
+          <w:b/>
+          <w:bCs/>
+          <w:sz w:val="22"/>
+          <w:szCs w:val="22"/>
+        </w:rPr>
       </w:pPr>
       <w:r>
         <w:rPr>
+          <w:rFonts w:ascii="Arial" w:hAnsi="Arial" w:cs="Arial"/>
+          <w:b/>
+          <w:bCs/>
           <w:spacing w:val="-5"/>
+          <w:sz w:val="22"/>
+          <w:szCs w:val="22"/>
         </w:rPr>
         <w:t>To,</w:t>
       </w:r>
@@ -236,52 +357,78 @@
       <w:pPr>
         <w:pStyle w:val="Heading1"/>
         <w:spacing w:before="155"/>
+        <w:rPr>
+          <w:rFonts w:ascii="Arial" w:hAnsi="Arial" w:cs="Arial"/>
+          <w:sz w:val="22"/>
+          <w:szCs w:val="22"/>
+        </w:rPr>
       </w:pPr>
       <w:r>
         <w:rPr>
+          <w:rFonts w:ascii="Arial" w:hAnsi="Arial" w:cs="Arial"/>
           <w:spacing w:val="-4"/>
           <w:w w:val="90"/>
+          <w:sz w:val="22"/>
+          <w:szCs w:val="22"/>
         </w:rPr>
         <w:t>The</w:t>
       </w:r>
       <w:r>
         <w:rPr>
+          <w:rFonts w:ascii="Arial" w:hAnsi="Arial" w:cs="Arial"/>
           <w:spacing w:val="-3"/>
-        </w:rPr>
-        <w:t xml:space="preserve"> </w:t>
-      </w:r>
-      <w:r>
-        <w:rPr>
+          <w:sz w:val="22"/>
+          <w:szCs w:val="22"/>
+        </w:rPr>
+        <w:t xml:space="preserve"> </w:t>
+      </w:r>
+      <w:r>
+        <w:rPr>
+          <w:rFonts w:ascii="Arial" w:hAnsi="Arial" w:cs="Arial"/>
           <w:spacing w:val="-4"/>
           <w:w w:val="90"/>
+          <w:sz w:val="22"/>
+          <w:szCs w:val="22"/>
         </w:rPr>
         <w:t>Inspector</w:t>
       </w:r>
       <w:r>
         <w:rPr>
+          <w:rFonts w:ascii="Arial" w:hAnsi="Arial" w:cs="Arial"/>
           <w:spacing w:val="-18"/>
           <w:w w:val="90"/>
-        </w:rPr>
-        <w:t xml:space="preserve"> </w:t>
-      </w:r>
-      <w:r>
-        <w:rPr>
+          <w:sz w:val="22"/>
+          <w:szCs w:val="22"/>
+        </w:rPr>
+        <w:t xml:space="preserve"> </w:t>
+      </w:r>
+      <w:r>
+        <w:rPr>
+          <w:rFonts w:ascii="Arial" w:hAnsi="Arial" w:cs="Arial"/>
           <w:spacing w:val="-4"/>
           <w:w w:val="90"/>
+          <w:sz w:val="22"/>
+          <w:szCs w:val="22"/>
         </w:rPr>
         <w:t>of</w:t>
       </w:r>
       <w:r>
         <w:rPr>
+          <w:rFonts w:ascii="Arial" w:hAnsi="Arial" w:cs="Arial"/>
           <w:spacing w:val="-10"/>
           <w:w w:val="90"/>
-        </w:rPr>
-        <w:t xml:space="preserve"> </w:t>
-      </w:r>
-      <w:r>
-        <w:rPr>
+          <w:sz w:val="22"/>
+          <w:szCs w:val="22"/>
+        </w:rPr>
+        <w:t xml:space="preserve"> </w:t>
+      </w:r>
+      <w:r>
+        <w:rPr>
+          <w:rFonts w:ascii="Arial" w:hAnsi="Arial" w:cs="Arial"/>
           <w:spacing w:val="-4"/>
           <w:w w:val="90"/>
+          <w:sz w:val="22"/>
+          <w:szCs w:val="22"/>
         </w:rPr>
         <w:t>Police</w:t>
       </w:r>
@@ -290,25 +437,52 @@
       <w:pPr>
         <w:pStyle w:val="BodyText"/>
         <w:spacing w:before="155"/>
+        <w:rPr>
+          <w:rFonts w:ascii="Arial" w:hAnsi="Arial" w:cs="Arial"/>
+          <w:spacing w:val="-6"/>
+          <w:w w:val="90"/>
+          <w:sz w:val="22"/>
+          <w:szCs w:val="22"/>
+        </w:rPr>
       </w:pPr>
-      <w:r>
-        <w:rPr>
-          <w:spacing w:val="-6"/>
-          <w:w w:val="90"/>
+    </w:p>
+    <w:p>
+      <w:pPr>
+        <w:pStyle w:val="BodyText"/>
+        <w:spacing w:before="155"/>
+        <w:rPr>
+          <w:rFonts w:ascii="Arial" w:hAnsi="Arial" w:cs="Arial"/>
+          <w:sz w:val="22"/>
+          <w:szCs w:val="22"/>
+        </w:rPr>
+      </w:pPr>
+      <w:r>
+        <w:rPr>
+          <w:rFonts w:ascii="Arial" w:hAnsi="Arial" w:cs="Arial"/>
+          <w:spacing w:val="-6"/>
+          <w:w w:val="90"/>
+          <w:sz w:val="22"/>
+          <w:szCs w:val="22"/>
         </w:rPr>
         <w:t>Dear</w:t>
       </w:r>
       <w:r>
         <w:rPr>
+          <w:rFonts w:ascii="Arial" w:hAnsi="Arial" w:cs="Arial"/>
           <w:spacing w:val="-6"/>
           <w:w w:val="95"/>
-        </w:rPr>
-        <w:t xml:space="preserve"> </w:t>
-      </w:r>
-      <w:r>
-        <w:rPr>
+          <w:sz w:val="22"/>
+          <w:szCs w:val="22"/>
+        </w:rPr>
+        <w:t xml:space="preserve"> </w:t>
+      </w:r>
+      <w:r>
+        <w:rPr>
+          <w:rFonts w:ascii="Arial" w:hAnsi="Arial" w:cs="Arial"/>
           <w:spacing w:val="-4"/>
           <w:w w:val="95"/>
+          <w:sz w:val="22"/>
+          <w:szCs w:val="22"/>
         </w:rPr>
         <w:t>Sir,</w:t>
       </w:r>
@@ -317,81 +491,139 @@
       <w:pPr>
         <w:pStyle w:val="BodyText"/>
         <w:spacing w:before="156"/>
+        <w:rPr>
+          <w:rFonts w:ascii="Arial" w:hAnsi="Arial" w:cs="Arial"/>
+          <w:bCs/>
+          <w:sz w:val="24"/>
+          <w:szCs w:val="24"/>
+        </w:rPr>
       </w:pPr>
       <w:r>
         <w:rPr>
-          <w:b/>
-          <w:spacing w:val="-8"/>
-          <w:w w:val="90"/>
+          <w:rFonts w:ascii="Arial" w:hAnsi="Arial" w:cs="Arial"/>
+          <w:b/>
+          <w:spacing w:val="-8"/>
+          <w:w w:val="90"/>
+          <w:sz w:val="22"/>
+          <w:szCs w:val="22"/>
         </w:rPr>
         <w:t>Subject:</w:t>
       </w:r>
       <w:r>
         <w:rPr>
-          <w:b/>
-          <w:spacing w:val="-6"/>
-        </w:rPr>
-        <w:t xml:space="preserve"> </w:t>
-      </w:r>
-      <w:r>
-        <w:rPr>
-          <w:spacing w:val="-8"/>
-          <w:w w:val="90"/>
+          <w:rFonts w:ascii="Arial" w:hAnsi="Arial" w:cs="Arial"/>
+          <w:b/>
+          <w:spacing w:val="-6"/>
+          <w:sz w:val="22"/>
+          <w:szCs w:val="22"/>
+        </w:rPr>
+        <w:t xml:space="preserve"> </w:t>
+      </w:r>
+      <w:r>
+        <w:rPr>
+          <w:rFonts w:ascii="Arial" w:hAnsi="Arial" w:cs="Arial"/>
+          <w:bCs/>
+          <w:spacing w:val="-6"/>
+          <w:sz w:val="24"/>
+          <w:szCs w:val="24"/>
+        </w:rPr>
+        <w:t>I</w:t>
+      </w:r>
+      <w:r>
+        <w:rPr>
+          <w:rFonts w:ascii="Arial" w:hAnsi="Arial" w:cs="Arial"/>
+          <w:bCs/>
+          <w:spacing w:val="-8"/>
+          <w:w w:val="90"/>
+          <w:sz w:val="24"/>
+          <w:szCs w:val="24"/>
+        </w:rPr>
+        <w:t>ntimation</w:t>
+      </w:r>
+      <w:r>
+        <w:rPr>
+          <w:rFonts w:ascii="Arial" w:hAnsi="Arial" w:cs="Arial"/>
+          <w:bCs/>
+          <w:spacing w:val="-8"/>
+          <w:w w:val="90"/>
+          <w:sz w:val="24"/>
+          <w:szCs w:val="24"/>
+        </w:rPr>
+        <w:t xml:space="preserve"> for </w:t>
+      </w:r>
+      <w:r>
+        <w:rPr>
+          <w:rFonts w:ascii="Arial" w:hAnsi="Arial" w:cs="Arial"/>
+          <w:bCs/>
+          <w:spacing w:val="-8"/>
+          <w:w w:val="90"/>
+          <w:sz w:val="24"/>
+          <w:szCs w:val="24"/>
         </w:rPr>
         <w:t>Repossession</w:t>
       </w:r>
       <w:r>
         <w:rPr>
+          <w:rFonts w:ascii="Arial" w:hAnsi="Arial" w:cs="Arial"/>
+          <w:bCs/>
           <w:spacing w:val="-12"/>
           <w:w w:val="90"/>
-        </w:rPr>
-        <w:t xml:space="preserve"> </w:t>
-      </w:r>
-      <w:r>
-        <w:rPr>
-          <w:spacing w:val="-8"/>
-          <w:w w:val="90"/>
-        </w:rPr>
-        <w:t>intimation</w:t>
-      </w:r>
-      <w:r>
-        <w:rPr>
-          <w:spacing w:val="-12"/>
-          <w:w w:val="90"/>
-        </w:rPr>
-        <w:t xml:space="preserve"> </w:t>
-      </w:r>
-      <w:r>
-        <w:rPr>
-          <w:spacing w:val="-8"/>
-          <w:w w:val="90"/>
+          <w:sz w:val="24"/>
+          <w:szCs w:val="24"/>
+        </w:rPr>
+        <w:t xml:space="preserve"> </w:t>
+      </w:r>
+      <w:r>
+        <w:rPr>
+          <w:rFonts w:ascii="Arial" w:hAnsi="Arial" w:cs="Arial"/>
+          <w:bCs/>
+          <w:spacing w:val="-8"/>
+          <w:w w:val="90"/>
+          <w:sz w:val="24"/>
+          <w:szCs w:val="24"/>
         </w:rPr>
         <w:t>of</w:t>
       </w:r>
       <w:r>
         <w:rPr>
+          <w:rFonts w:ascii="Arial" w:hAnsi="Arial" w:cs="Arial"/>
+          <w:bCs/>
           <w:spacing w:val="-13"/>
           <w:w w:val="90"/>
-        </w:rPr>
-        <w:t xml:space="preserve"> </w:t>
-      </w:r>
-      <w:r>
-        <w:rPr>
-          <w:spacing w:val="-8"/>
-          <w:w w:val="90"/>
+          <w:sz w:val="24"/>
+          <w:szCs w:val="24"/>
+        </w:rPr>
+        <w:t xml:space="preserve"> </w:t>
+      </w:r>
+      <w:r>
+        <w:rPr>
+          <w:rFonts w:ascii="Arial" w:hAnsi="Arial" w:cs="Arial"/>
+          <w:bCs/>
+          <w:spacing w:val="-8"/>
+          <w:w w:val="90"/>
+          <w:sz w:val="24"/>
+          <w:szCs w:val="24"/>
         </w:rPr>
         <w:t>the</w:t>
       </w:r>
       <w:r>
         <w:rPr>
+          <w:rFonts w:ascii="Arial" w:hAnsi="Arial" w:cs="Arial"/>
+          <w:bCs/>
           <w:spacing w:val="-4"/>
-        </w:rPr>
-        <w:t xml:space="preserve"> </w:t>
-      </w:r>
-      <w:r>
-        <w:rPr>
-          <w:spacing w:val="-8"/>
-          <w:w w:val="90"/>
+          <w:sz w:val="24"/>
+          <w:szCs w:val="24"/>
+        </w:rPr>
+        <w:t xml:space="preserve"> </w:t>
+      </w:r>
+      <w:r>
+        <w:rPr>
+          <w:rFonts w:ascii="Arial" w:hAnsi="Arial" w:cs="Arial"/>
+          <w:bCs/>
+          <w:spacing w:val="-8"/>
+          <w:w w:val="90"/>
+          <w:sz w:val="24"/>
+          <w:szCs w:val="24"/>
         </w:rPr>
         <w:t>vehicle</w:t>
       </w:r>
@@ -401,46 +633,109 @@
         <w:pStyle w:val="BodyText"/>
         <w:spacing w:before="144"/>
         <w:ind w:left="0"/>
+        <w:rPr>
+          <w:rFonts w:ascii="Arial" w:hAnsi="Arial" w:cs="Arial"/>
+          <w:sz w:val="22"/>
+          <w:szCs w:val="22"/>
+        </w:rPr>
       </w:pPr>
     </w:p>
     <w:p>
       <w:pPr>
         <w:pStyle w:val="BodyText"/>
+        <w:rPr>
+          <w:rFonts w:ascii="Arial" w:hAnsi="Arial" w:cs="Arial"/>
+          <w:b/>
+          <w:bCs/>
+          <w:sz w:val="22"/>
+          <w:szCs w:val="22"/>
+        </w:rPr>
       </w:pPr>
       <w:r>
         <w:rPr>
-          <w:spacing w:val="-8"/>
-          <w:w w:val="90"/>
+          <w:rFonts w:ascii="Arial" w:hAnsi="Arial" w:cs="Arial"/>
+          <w:b/>
+          <w:bCs/>
+          <w:spacing w:val="-8"/>
+          <w:w w:val="90"/>
+          <w:sz w:val="22"/>
+          <w:szCs w:val="22"/>
         </w:rPr>
         <w:t>Registration</w:t>
       </w:r>
       <w:r>
         <w:rPr>
+          <w:rFonts w:ascii="Arial" w:hAnsi="Arial" w:cs="Arial"/>
+          <w:b/>
+          <w:bCs/>
           <w:spacing w:val="-14"/>
           <w:w w:val="90"/>
-        </w:rPr>
-        <w:t xml:space="preserve"> </w:t>
-      </w:r>
-      <w:r>
-        <w:rPr>
-          <w:spacing w:val="-8"/>
-          <w:w w:val="90"/>
+          <w:sz w:val="22"/>
+          <w:szCs w:val="22"/>
+        </w:rPr>
+        <w:t xml:space="preserve"> </w:t>
+      </w:r>
+      <w:r>
+        <w:rPr>
+          <w:rFonts w:ascii="Arial" w:hAnsi="Arial" w:cs="Arial"/>
+          <w:b/>
+          <w:bCs/>
+          <w:spacing w:val="-8"/>
+          <w:w w:val="90"/>
+          <w:sz w:val="22"/>
+          <w:szCs w:val="22"/>
         </w:rPr>
         <w:t>Number:</w:t>
       </w:r>
       <w:r>
         <w:rPr>
+          <w:rFonts w:ascii="Arial" w:hAnsi="Arial" w:cs="Arial"/>
+          <w:b/>
+          <w:bCs/>
           <w:spacing w:val="-16"/>
           <w:w w:val="90"/>
-        </w:rPr>
-        <w:t xml:space="preserve"> </w:t>
-      </w:r>
-      <w:r>
-        <w:rPr>
+          <w:sz w:val="22"/>
+          <w:szCs w:val="22"/>
+        </w:rPr>
+        <w:t xml:space="preserve"> </w:t>
+      </w:r>
+      <w:r>
+        <w:rPr>
+          <w:rFonts w:ascii="Arial" w:hAnsi="Arial" w:cs="Arial"/>
+          <w:b/>
+          <w:bCs/>
           <w:spacing w:val="-16"/>
           <w:w w:val="90"/>
-        </w:rPr>
-        <w:t>{{vehicle_no}}</w:t>
+          <w:sz w:val="22"/>
+          <w:szCs w:val="22"/>
+        </w:rPr>
+        <w:t>{{</w:t>
+      </w:r>
+      <w:proofErr w:type="spellStart"/>
+      <w:r>
+        <w:rPr>
+          <w:rFonts w:ascii="Arial" w:hAnsi="Arial" w:cs="Arial"/>
+          <w:b/>
+          <w:bCs/>
+          <w:spacing w:val="-16"/>
+          <w:w w:val="90"/>
+          <w:sz w:val="22"/>
+          <w:szCs w:val="22"/>
+        </w:rPr>
+        <w:t>vehicle_no</w:t>
+      </w:r>
+      <w:proofErr w:type="spellEnd"/>
+      <w:r>
+        <w:rPr>
+          <w:rFonts w:ascii="Arial" w:hAnsi="Arial" w:cs="Arial"/>
+          <w:b/>
+          <w:bCs/>
+          <w:spacing w:val="-16"/>
+          <w:w w:val="90"/>
+          <w:sz w:val="22"/>
+          <w:szCs w:val="22"/>
+        </w:rPr>
+        <w:t>}}</w:t>
       </w:r>
     </w:p>
     <w:p>
@@ -449,28 +744,48 @@
         <w:spacing w:before="156" w:line="410" w:lineRule="auto"/>
         <w:ind w:right="7355"/>
         <w:rPr>
-          <w:spacing w:val="-6"/>
-          <w:w w:val="90"/>
+          <w:rFonts w:ascii="Arial" w:hAnsi="Arial" w:cs="Arial"/>
+          <w:b/>
+          <w:bCs/>
+          <w:spacing w:val="-6"/>
+          <w:w w:val="90"/>
+          <w:sz w:val="22"/>
+          <w:szCs w:val="22"/>
         </w:rPr>
       </w:pPr>
       <w:r>
         <w:rPr>
-          <w:spacing w:val="-6"/>
-          <w:w w:val="90"/>
+          <w:rFonts w:ascii="Arial" w:hAnsi="Arial" w:cs="Arial"/>
+          <w:b/>
+          <w:bCs/>
+          <w:spacing w:val="-6"/>
+          <w:w w:val="90"/>
+          <w:sz w:val="22"/>
+          <w:szCs w:val="22"/>
         </w:rPr>
         <w:t>Vehicle Make/Model:</w:t>
       </w:r>
       <w:r>
         <w:rPr>
+          <w:rFonts w:ascii="Arial" w:hAnsi="Arial" w:cs="Arial"/>
+          <w:b/>
+          <w:bCs/>
           <w:spacing w:val="-17"/>
           <w:w w:val="90"/>
-        </w:rPr>
-        <w:t xml:space="preserve"> </w:t>
-      </w:r>
-      <w:r>
-        <w:rPr>
-          <w:spacing w:val="-6"/>
-          <w:w w:val="90"/>
+          <w:sz w:val="22"/>
+          <w:szCs w:val="22"/>
+        </w:rPr>
+        <w:t xml:space="preserve"> </w:t>
+      </w:r>
+      <w:r>
+        <w:rPr>
+          <w:rFonts w:ascii="Arial" w:hAnsi="Arial" w:cs="Arial"/>
+          <w:b/>
+          <w:bCs/>
+          <w:spacing w:val="-6"/>
+          <w:w w:val="90"/>
+          <w:sz w:val="22"/>
+          <w:szCs w:val="22"/>
         </w:rPr>
         <w:t>{{model}}</w:t>
       </w:r>
@@ -478,81 +793,193 @@
     <w:p>
       <w:pPr>
         <w:pStyle w:val="BodyText"/>
-        <w:spacing w:before="156" w:line="410" w:lineRule="auto"/>
+        <w:spacing w:line="410" w:lineRule="auto"/>
         <w:ind w:right="7355"/>
         <w:rPr>
-          <w:spacing w:val="-6"/>
-          <w:w w:val="90"/>
+          <w:rFonts w:ascii="Arial" w:hAnsi="Arial" w:cs="Arial"/>
+          <w:b/>
+          <w:bCs/>
+          <w:spacing w:val="-6"/>
+          <w:w w:val="90"/>
+          <w:sz w:val="22"/>
+          <w:szCs w:val="22"/>
         </w:rPr>
       </w:pPr>
       <w:r>
         <w:rPr>
+          <w:rFonts w:ascii="Arial" w:hAnsi="Arial" w:cs="Arial"/>
+          <w:b/>
+          <w:bCs/>
           <w:spacing w:val="-10"/>
+          <w:sz w:val="22"/>
+          <w:szCs w:val="22"/>
         </w:rPr>
         <w:t>Engine</w:t>
       </w:r>
       <w:r>
         <w:rPr>
+          <w:rFonts w:ascii="Arial" w:hAnsi="Arial" w:cs="Arial"/>
+          <w:b/>
+          <w:bCs/>
           <w:spacing w:val="-13"/>
-        </w:rPr>
-        <w:t xml:space="preserve"> </w:t>
-      </w:r>
-      <w:r>
-        <w:rPr>
+          <w:sz w:val="22"/>
+          <w:szCs w:val="22"/>
+        </w:rPr>
+        <w:t xml:space="preserve"> </w:t>
+      </w:r>
+      <w:r>
+        <w:rPr>
+          <w:rFonts w:ascii="Arial" w:hAnsi="Arial" w:cs="Arial"/>
+          <w:b/>
+          <w:bCs/>
           <w:spacing w:val="-10"/>
+          <w:sz w:val="22"/>
+          <w:szCs w:val="22"/>
         </w:rPr>
         <w:t>Number:</w:t>
       </w:r>
       <w:r>
         <w:rPr>
+          <w:rFonts w:ascii="Arial" w:hAnsi="Arial" w:cs="Arial"/>
+          <w:b/>
+          <w:bCs/>
           <w:spacing w:val="-25"/>
-        </w:rPr>
-        <w:t xml:space="preserve"> </w:t>
-      </w:r>
-      <w:r>
-        <w:rPr>
+          <w:sz w:val="22"/>
+          <w:szCs w:val="22"/>
+        </w:rPr>
+        <w:t xml:space="preserve"> </w:t>
+      </w:r>
+      <w:r>
+        <w:rPr>
+          <w:rFonts w:ascii="Arial" w:hAnsi="Arial" w:cs="Arial"/>
+          <w:b/>
+          <w:bCs/>
           <w:spacing w:val="-10"/>
-        </w:rPr>
-        <w:t>{{engine_number}}</w:t>
+          <w:sz w:val="22"/>
+          <w:szCs w:val="22"/>
+        </w:rPr>
+        <w:t>{{</w:t>
+      </w:r>
+      <w:proofErr w:type="spellStart"/>
+      <w:r>
+        <w:rPr>
+          <w:rFonts w:ascii="Arial" w:hAnsi="Arial" w:cs="Arial"/>
+          <w:b/>
+          <w:bCs/>
+          <w:spacing w:val="-10"/>
+          <w:sz w:val="22"/>
+          <w:szCs w:val="22"/>
+        </w:rPr>
+        <w:t>engine_number</w:t>
+      </w:r>
+      <w:proofErr w:type="spellEnd"/>
+      <w:r>
+        <w:rPr>
+          <w:rFonts w:ascii="Arial" w:hAnsi="Arial" w:cs="Arial"/>
+          <w:b/>
+          <w:bCs/>
+          <w:spacing w:val="-10"/>
+          <w:sz w:val="22"/>
+          <w:szCs w:val="22"/>
+        </w:rPr>
+        <w:t>}}</w:t>
       </w:r>
     </w:p>
     <w:p>
       <w:pPr>
         <w:pStyle w:val="BodyText"/>
+        <w:rPr>
+          <w:rFonts w:ascii="Arial" w:hAnsi="Arial" w:cs="Arial"/>
+          <w:b/>
+          <w:bCs/>
+          <w:sz w:val="22"/>
+          <w:szCs w:val="22"/>
+        </w:rPr>
       </w:pPr>
       <w:r>
         <w:rPr>
-          <w:spacing w:val="-8"/>
-          <w:w w:val="90"/>
+          <w:rFonts w:ascii="Arial" w:hAnsi="Arial" w:cs="Arial"/>
+          <w:b/>
+          <w:bCs/>
+          <w:spacing w:val="-8"/>
+          <w:w w:val="90"/>
+          <w:sz w:val="22"/>
+          <w:szCs w:val="22"/>
         </w:rPr>
         <w:t>Chassis</w:t>
       </w:r>
       <w:r>
         <w:rPr>
+          <w:rFonts w:ascii="Arial" w:hAnsi="Arial" w:cs="Arial"/>
+          <w:b/>
+          <w:bCs/>
           <w:spacing w:val="-4"/>
-        </w:rPr>
-        <w:t xml:space="preserve"> </w:t>
-      </w:r>
-      <w:r>
-        <w:rPr>
-          <w:spacing w:val="-8"/>
-          <w:w w:val="90"/>
+          <w:sz w:val="22"/>
+          <w:szCs w:val="22"/>
+        </w:rPr>
+        <w:t xml:space="preserve"> </w:t>
+      </w:r>
+      <w:r>
+        <w:rPr>
+          <w:rFonts w:ascii="Arial" w:hAnsi="Arial" w:cs="Arial"/>
+          <w:b/>
+          <w:bCs/>
+          <w:spacing w:val="-8"/>
+          <w:w w:val="90"/>
+          <w:sz w:val="22"/>
+          <w:szCs w:val="22"/>
         </w:rPr>
         <w:t>Number:</w:t>
       </w:r>
       <w:r>
         <w:rPr>
+          <w:rFonts w:ascii="Arial" w:hAnsi="Arial" w:cs="Arial"/>
+          <w:b/>
+          <w:bCs/>
           <w:spacing w:val="-13"/>
           <w:w w:val="90"/>
-        </w:rPr>
-        <w:t xml:space="preserve"> </w:t>
-      </w:r>
-      <w:r>
-        <w:rPr>
-          <w:spacing w:val="-8"/>
-          <w:w w:val="90"/>
-        </w:rPr>
-        <w:t>{{chassis_number}}</w:t>
+          <w:sz w:val="22"/>
+          <w:szCs w:val="22"/>
+        </w:rPr>
+        <w:t xml:space="preserve"> </w:t>
+      </w:r>
+      <w:r>
+        <w:rPr>
+          <w:rFonts w:ascii="Arial" w:hAnsi="Arial" w:cs="Arial"/>
+          <w:b/>
+          <w:bCs/>
+          <w:spacing w:val="-8"/>
+          <w:w w:val="90"/>
+          <w:sz w:val="22"/>
+          <w:szCs w:val="22"/>
+        </w:rPr>
+        <w:t>{{</w:t>
+      </w:r>
+      <w:proofErr w:type="spellStart"/>
+      <w:r>
+        <w:rPr>
+          <w:rFonts w:ascii="Arial" w:hAnsi="Arial" w:cs="Arial"/>
+          <w:b/>
+          <w:bCs/>
+          <w:spacing w:val="-8"/>
+          <w:w w:val="90"/>
+          <w:sz w:val="22"/>
+          <w:szCs w:val="22"/>
+        </w:rPr>
+        <w:t>chassis_number</w:t>
+      </w:r>
+      <w:proofErr w:type="spellEnd"/>
+      <w:r>
+        <w:rPr>
+          <w:rFonts w:ascii="Arial" w:hAnsi="Arial" w:cs="Arial"/>
+          <w:b/>
+          <w:bCs/>
+          <w:spacing w:val="-8"/>
+          <w:w w:val="90"/>
+          <w:sz w:val="22"/>
+          <w:szCs w:val="22"/>
+        </w:rPr>
+        <w:t>}}</w:t>
       </w:r>
     </w:p>
     <w:p>
@@ -561,116 +988,310 @@
         <w:spacing w:before="156" w:line="410" w:lineRule="auto"/>
         <w:ind w:right="6382"/>
         <w:rPr>
-          <w:spacing w:val="-6"/>
-          <w:w w:val="90"/>
+          <w:rFonts w:ascii="Arial" w:hAnsi="Arial" w:cs="Arial"/>
+          <w:b/>
+          <w:bCs/>
+          <w:spacing w:val="-6"/>
+          <w:w w:val="90"/>
+          <w:sz w:val="22"/>
+          <w:szCs w:val="22"/>
         </w:rPr>
       </w:pPr>
       <w:r>
         <w:rPr>
-          <w:spacing w:val="-6"/>
-          <w:w w:val="90"/>
+          <w:rFonts w:ascii="Arial" w:hAnsi="Arial" w:cs="Arial"/>
+          <w:b/>
+          <w:bCs/>
+          <w:spacing w:val="-6"/>
+          <w:w w:val="90"/>
+          <w:sz w:val="22"/>
+          <w:szCs w:val="22"/>
         </w:rPr>
         <w:t>Name</w:t>
       </w:r>
       <w:r>
         <w:rPr>
+          <w:rFonts w:ascii="Arial" w:hAnsi="Arial" w:cs="Arial"/>
+          <w:b/>
+          <w:bCs/>
           <w:spacing w:val="-9"/>
           <w:w w:val="90"/>
-        </w:rPr>
-        <w:t xml:space="preserve"> </w:t>
-      </w:r>
-      <w:r>
-        <w:rPr>
-          <w:spacing w:val="-6"/>
-          <w:w w:val="90"/>
+          <w:sz w:val="22"/>
+          <w:szCs w:val="22"/>
+        </w:rPr>
+        <w:t xml:space="preserve"> </w:t>
+      </w:r>
+      <w:r>
+        <w:rPr>
+          <w:rFonts w:ascii="Arial" w:hAnsi="Arial" w:cs="Arial"/>
+          <w:b/>
+          <w:bCs/>
+          <w:spacing w:val="-6"/>
+          <w:w w:val="90"/>
+          <w:sz w:val="22"/>
+          <w:szCs w:val="22"/>
         </w:rPr>
         <w:t>of</w:t>
       </w:r>
       <w:r>
         <w:rPr>
+          <w:rFonts w:ascii="Arial" w:hAnsi="Arial" w:cs="Arial"/>
+          <w:b/>
+          <w:bCs/>
           <w:spacing w:val="-19"/>
           <w:w w:val="90"/>
-        </w:rPr>
-        <w:t xml:space="preserve"> </w:t>
-      </w:r>
-      <w:r>
-        <w:rPr>
-          <w:spacing w:val="-6"/>
-          <w:w w:val="90"/>
+          <w:sz w:val="22"/>
+          <w:szCs w:val="22"/>
+        </w:rPr>
+        <w:t xml:space="preserve"> </w:t>
+      </w:r>
+      <w:r>
+        <w:rPr>
+          <w:rFonts w:ascii="Arial" w:hAnsi="Arial" w:cs="Arial"/>
+          <w:b/>
+          <w:bCs/>
+          <w:spacing w:val="-6"/>
+          <w:w w:val="90"/>
+          <w:sz w:val="22"/>
+          <w:szCs w:val="22"/>
         </w:rPr>
         <w:t>Borrower/Hirer:</w:t>
       </w:r>
       <w:r>
         <w:rPr>
+          <w:rFonts w:ascii="Arial" w:hAnsi="Arial" w:cs="Arial"/>
+          <w:b/>
+          <w:bCs/>
           <w:spacing w:val="-20"/>
           <w:w w:val="90"/>
-        </w:rPr>
-        <w:t xml:space="preserve"> </w:t>
-      </w:r>
-      <w:r>
-        <w:rPr>
-          <w:spacing w:val="-6"/>
-          <w:w w:val="90"/>
-        </w:rPr>
-        <w:t>{{borrower_name}}</w:t>
+          <w:sz w:val="22"/>
+          <w:szCs w:val="22"/>
+        </w:rPr>
+        <w:t xml:space="preserve"> </w:t>
+      </w:r>
+      <w:r>
+        <w:rPr>
+          <w:rFonts w:ascii="Arial" w:hAnsi="Arial" w:cs="Arial"/>
+          <w:b/>
+          <w:bCs/>
+          <w:spacing w:val="-6"/>
+          <w:w w:val="90"/>
+          <w:sz w:val="22"/>
+          <w:szCs w:val="22"/>
+        </w:rPr>
+        <w:t>{{</w:t>
+      </w:r>
+      <w:proofErr w:type="spellStart"/>
+      <w:r>
+        <w:rPr>
+          <w:rFonts w:ascii="Arial" w:hAnsi="Arial" w:cs="Arial"/>
+          <w:b/>
+          <w:bCs/>
+          <w:spacing w:val="-6"/>
+          <w:w w:val="90"/>
+          <w:sz w:val="22"/>
+          <w:szCs w:val="22"/>
+        </w:rPr>
+        <w:t>borrower_name</w:t>
+      </w:r>
+      <w:proofErr w:type="spellEnd"/>
+      <w:r>
+        <w:rPr>
+          <w:rFonts w:ascii="Arial" w:hAnsi="Arial" w:cs="Arial"/>
+          <w:b/>
+          <w:bCs/>
+          <w:spacing w:val="-6"/>
+          <w:w w:val="90"/>
+          <w:sz w:val="22"/>
+          <w:szCs w:val="22"/>
+        </w:rPr>
+        <w:t>}}</w:t>
       </w:r>
     </w:p>
     <w:p>
       <w:pPr>
         <w:pStyle w:val="BodyText"/>
-        <w:spacing w:before="156" w:line="410" w:lineRule="auto"/>
+        <w:spacing w:line="410" w:lineRule="auto"/>
         <w:ind w:right="6382"/>
+        <w:rPr>
+          <w:rFonts w:ascii="Arial" w:hAnsi="Arial" w:cs="Arial"/>
+          <w:b/>
+          <w:bCs/>
+          <w:spacing w:val="-10"/>
+          <w:sz w:val="22"/>
+          <w:szCs w:val="22"/>
+        </w:rPr>
       </w:pPr>
       <w:r>
         <w:rPr>
+          <w:rFonts w:ascii="Arial" w:hAnsi="Arial" w:cs="Arial"/>
+          <w:b/>
+          <w:bCs/>
           <w:spacing w:val="-10"/>
+          <w:sz w:val="22"/>
+          <w:szCs w:val="22"/>
         </w:rPr>
         <w:t>Address</w:t>
       </w:r>
       <w:r>
         <w:rPr>
+          <w:rFonts w:ascii="Arial" w:hAnsi="Arial" w:cs="Arial"/>
+          <w:b/>
+          <w:bCs/>
           <w:spacing w:val="-14"/>
-        </w:rPr>
-        <w:t xml:space="preserve"> </w:t>
-      </w:r>
-      <w:r>
-        <w:rPr>
+          <w:sz w:val="22"/>
+          <w:szCs w:val="22"/>
+        </w:rPr>
+        <w:t xml:space="preserve"> </w:t>
+      </w:r>
+      <w:proofErr w:type="gramStart"/>
+      <w:r>
+        <w:rPr>
+          <w:rFonts w:ascii="Arial" w:hAnsi="Arial" w:cs="Arial"/>
+          <w:b/>
+          <w:bCs/>
           <w:spacing w:val="-10"/>
+          <w:sz w:val="22"/>
+          <w:szCs w:val="22"/>
         </w:rPr>
         <w:t>of</w:t>
       </w:r>
       <w:r>
         <w:rPr>
+          <w:rFonts w:ascii="Arial" w:hAnsi="Arial" w:cs="Arial"/>
+          <w:b/>
+          <w:bCs/>
+          <w:spacing w:val="-10"/>
+          <w:sz w:val="22"/>
+          <w:szCs w:val="22"/>
+        </w:rPr>
+        <w:t xml:space="preserve"> </w:t>
+      </w:r>
+      <w:r>
+        <w:rPr>
+          <w:rFonts w:ascii="Arial" w:hAnsi="Arial" w:cs="Arial"/>
+          <w:b/>
+          <w:bCs/>
           <w:spacing w:val="-24"/>
-        </w:rPr>
-        <w:t xml:space="preserve"> </w:t>
-      </w:r>
-      <w:r>
-        <w:rPr>
+          <w:sz w:val="22"/>
+          <w:szCs w:val="22"/>
+        </w:rPr>
+        <w:t xml:space="preserve"> </w:t>
+      </w:r>
+      <w:r>
+        <w:rPr>
+          <w:rFonts w:ascii="Arial" w:hAnsi="Arial" w:cs="Arial"/>
+          <w:b/>
+          <w:bCs/>
           <w:spacing w:val="-10"/>
-        </w:rPr>
-        <w:t>Borrower/Hirer:h</w:t>
-      </w:r>
-      <w:r>
-        <w:rPr>
+          <w:sz w:val="22"/>
+          <w:szCs w:val="22"/>
+        </w:rPr>
+        <w:t>Borrower</w:t>
+      </w:r>
+      <w:proofErr w:type="gramEnd"/>
+      <w:r>
+        <w:rPr>
+          <w:rFonts w:ascii="Arial" w:hAnsi="Arial" w:cs="Arial"/>
+          <w:b/>
+          <w:bCs/>
+          <w:spacing w:val="-10"/>
+          <w:sz w:val="22"/>
+          <w:szCs w:val="22"/>
+        </w:rPr>
+        <w:t>/Hirer:</w:t>
+      </w:r>
+      <w:r>
+        <w:rPr>
+          <w:rFonts w:ascii="Arial" w:hAnsi="Arial" w:cs="Arial"/>
+          <w:b/>
+          <w:bCs/>
+          <w:spacing w:val="-10"/>
+          <w:sz w:val="22"/>
+          <w:szCs w:val="22"/>
+        </w:rPr>
+        <w:t xml:space="preserve"> H</w:t>
+      </w:r>
+      <w:r>
+        <w:rPr>
+          <w:rFonts w:ascii="Arial" w:hAnsi="Arial" w:cs="Arial"/>
+          <w:b/>
+          <w:bCs/>
           <w:spacing w:val="-23"/>
-        </w:rPr>
-        <w:t xml:space="preserve"> </w:t>
-      </w:r>
-      <w:r>
-        <w:rPr>
+          <w:sz w:val="22"/>
+          <w:szCs w:val="22"/>
+        </w:rPr>
+        <w:t xml:space="preserve"> </w:t>
+      </w:r>
+      <w:r>
+        <w:rPr>
+          <w:rFonts w:ascii="Arial" w:hAnsi="Arial" w:cs="Arial"/>
+          <w:b/>
+          <w:bCs/>
           <w:spacing w:val="-10"/>
+          <w:sz w:val="22"/>
+          <w:szCs w:val="22"/>
         </w:rPr>
         <w:t>no</w:t>
       </w:r>
-      <w:r>
-        <w:rPr>
+    </w:p>
+    <w:p>
+      <w:pPr>
+        <w:pStyle w:val="BodyText"/>
+        <w:spacing w:before="120" w:line="410" w:lineRule="auto"/>
+        <w:ind w:right="6382"/>
+        <w:rPr>
+          <w:rFonts w:ascii="Arial" w:hAnsi="Arial" w:cs="Arial"/>
+          <w:sz w:val="22"/>
+          <w:szCs w:val="22"/>
+        </w:rPr>
+      </w:pPr>
+      <w:r>
+        <w:rPr>
+          <w:rFonts w:ascii="Arial" w:hAnsi="Arial" w:cs="Arial"/>
+          <w:b/>
+          <w:bCs/>
           <w:spacing w:val="-12"/>
-        </w:rPr>
-        <w:t xml:space="preserve"> {{b</w:t>
-      </w:r>
-      <w:r>
-        <w:t>orrower_address}}</w:t>
+          <w:sz w:val="22"/>
+          <w:szCs w:val="22"/>
+        </w:rPr>
+        <w:t xml:space="preserve"> </w:t>
+      </w:r>
+      <w:r>
+        <w:rPr>
+          <w:rFonts w:ascii="Arial" w:hAnsi="Arial" w:cs="Arial"/>
+          <w:spacing w:val="-12"/>
+          <w:sz w:val="22"/>
+          <w:szCs w:val="22"/>
+        </w:rPr>
+        <w:t>{{</w:t>
+      </w:r>
+      <w:proofErr w:type="spellStart"/>
+      <w:r>
+        <w:rPr>
+          <w:rFonts w:ascii="Arial" w:hAnsi="Arial" w:cs="Arial"/>
+          <w:spacing w:val="-12"/>
+          <w:sz w:val="22"/>
+          <w:szCs w:val="22"/>
+        </w:rPr>
+        <w:t>b</w:t>
+      </w:r>
+      <w:r>
+        <w:rPr>
+          <w:rFonts w:ascii="Arial" w:hAnsi="Arial" w:cs="Arial"/>
+          <w:sz w:val="22"/>
+          <w:szCs w:val="22"/>
+        </w:rPr>
+        <w:t>orrower_address</w:t>
+      </w:r>
+      <w:proofErr w:type="spellEnd"/>
+      <w:r>
+        <w:rPr>
+          <w:rFonts w:ascii="Arial" w:hAnsi="Arial" w:cs="Arial"/>
+          <w:sz w:val="22"/>
+          <w:szCs w:val="22"/>
+        </w:rPr>
+        <w:t>}}</w:t>
       </w:r>
     </w:p>
     <w:p>
@@ -678,331 +1299,520 @@
         <w:pStyle w:val="BodyText"/>
         <w:spacing w:before="9" w:line="228" w:lineRule="auto"/>
         <w:ind w:right="140"/>
+        <w:rPr>
+          <w:rFonts w:ascii="Arial" w:hAnsi="Arial" w:cs="Arial"/>
+          <w:sz w:val="22"/>
+          <w:szCs w:val="22"/>
+        </w:rPr>
       </w:pPr>
       <w:r>
         <w:rPr>
-          <w:spacing w:val="-6"/>
-          <w:w w:val="90"/>
+          <w:rFonts w:ascii="Arial" w:hAnsi="Arial" w:cs="Arial"/>
+          <w:spacing w:val="-6"/>
+          <w:w w:val="90"/>
+          <w:sz w:val="22"/>
+          <w:szCs w:val="22"/>
         </w:rPr>
         <w:t>The</w:t>
       </w:r>
       <w:r>
         <w:rPr>
+          <w:rFonts w:ascii="Arial" w:hAnsi="Arial" w:cs="Arial"/>
           <w:spacing w:val="-7"/>
           <w:w w:val="90"/>
-        </w:rPr>
-        <w:t xml:space="preserve"> </w:t>
-      </w:r>
-      <w:r>
-        <w:rPr>
-          <w:spacing w:val="-6"/>
-          <w:w w:val="90"/>
+          <w:sz w:val="22"/>
+          <w:szCs w:val="22"/>
+        </w:rPr>
+        <w:t xml:space="preserve"> </w:t>
+      </w:r>
+      <w:r>
+        <w:rPr>
+          <w:rFonts w:ascii="Arial" w:hAnsi="Arial" w:cs="Arial"/>
+          <w:spacing w:val="-6"/>
+          <w:w w:val="90"/>
+          <w:sz w:val="22"/>
+          <w:szCs w:val="22"/>
         </w:rPr>
         <w:t>above</w:t>
       </w:r>
       <w:r>
         <w:rPr>
+          <w:rFonts w:ascii="Arial" w:hAnsi="Arial" w:cs="Arial"/>
           <w:spacing w:val="-7"/>
           <w:w w:val="90"/>
-        </w:rPr>
-        <w:t xml:space="preserve"> </w:t>
-      </w:r>
-      <w:r>
-        <w:rPr>
-          <w:spacing w:val="-6"/>
-          <w:w w:val="90"/>
+          <w:sz w:val="22"/>
+          <w:szCs w:val="22"/>
+        </w:rPr>
+        <w:t xml:space="preserve"> </w:t>
+      </w:r>
+      <w:r>
+        <w:rPr>
+          <w:rFonts w:ascii="Arial" w:hAnsi="Arial" w:cs="Arial"/>
+          <w:spacing w:val="-6"/>
+          <w:w w:val="90"/>
+          <w:sz w:val="22"/>
+          <w:szCs w:val="22"/>
         </w:rPr>
         <w:t>Borrower/Hirer</w:t>
       </w:r>
       <w:r>
         <w:rPr>
-          <w:spacing w:val="-8"/>
-          <w:w w:val="90"/>
-        </w:rPr>
-        <w:t xml:space="preserve"> </w:t>
-      </w:r>
-      <w:r>
-        <w:rPr>
-          <w:spacing w:val="-6"/>
-          <w:w w:val="90"/>
+          <w:rFonts w:ascii="Arial" w:hAnsi="Arial" w:cs="Arial"/>
+          <w:spacing w:val="-8"/>
+          <w:w w:val="90"/>
+          <w:sz w:val="22"/>
+          <w:szCs w:val="22"/>
+        </w:rPr>
+        <w:t xml:space="preserve"> </w:t>
+      </w:r>
+      <w:r>
+        <w:rPr>
+          <w:rFonts w:ascii="Arial" w:hAnsi="Arial" w:cs="Arial"/>
+          <w:spacing w:val="-6"/>
+          <w:w w:val="90"/>
+          <w:sz w:val="22"/>
+          <w:szCs w:val="22"/>
         </w:rPr>
         <w:t>has</w:t>
       </w:r>
       <w:r>
         <w:rPr>
-          <w:spacing w:val="-8"/>
-          <w:w w:val="90"/>
-        </w:rPr>
-        <w:t xml:space="preserve"> </w:t>
-      </w:r>
-      <w:r>
-        <w:rPr>
-          <w:spacing w:val="-6"/>
-          <w:w w:val="90"/>
+          <w:rFonts w:ascii="Arial" w:hAnsi="Arial" w:cs="Arial"/>
+          <w:spacing w:val="-8"/>
+          <w:w w:val="90"/>
+          <w:sz w:val="22"/>
+          <w:szCs w:val="22"/>
+        </w:rPr>
+        <w:t xml:space="preserve"> </w:t>
+      </w:r>
+      <w:r>
+        <w:rPr>
+          <w:rFonts w:ascii="Arial" w:hAnsi="Arial" w:cs="Arial"/>
+          <w:spacing w:val="-6"/>
+          <w:w w:val="90"/>
+          <w:sz w:val="22"/>
+          <w:szCs w:val="22"/>
         </w:rPr>
         <w:t>defaulted on</w:t>
       </w:r>
       <w:r>
         <w:rPr>
+          <w:rFonts w:ascii="Arial" w:hAnsi="Arial" w:cs="Arial"/>
           <w:spacing w:val="-18"/>
           <w:w w:val="90"/>
-        </w:rPr>
-        <w:t xml:space="preserve"> </w:t>
-      </w:r>
-      <w:r>
-        <w:rPr>
-          <w:spacing w:val="-6"/>
-          <w:w w:val="90"/>
+          <w:sz w:val="22"/>
+          <w:szCs w:val="22"/>
+        </w:rPr>
+        <w:t xml:space="preserve"> </w:t>
+      </w:r>
+      <w:r>
+        <w:rPr>
+          <w:rFonts w:ascii="Arial" w:hAnsi="Arial" w:cs="Arial"/>
+          <w:spacing w:val="-6"/>
+          <w:w w:val="90"/>
+          <w:sz w:val="22"/>
+          <w:szCs w:val="22"/>
         </w:rPr>
         <w:t>the</w:t>
       </w:r>
       <w:r>
         <w:rPr>
+          <w:rFonts w:ascii="Arial" w:hAnsi="Arial" w:cs="Arial"/>
           <w:spacing w:val="-7"/>
           <w:w w:val="90"/>
-        </w:rPr>
-        <w:t xml:space="preserve"> </w:t>
-      </w:r>
-      <w:r>
-        <w:rPr>
-          <w:spacing w:val="-6"/>
-          <w:w w:val="90"/>
+          <w:sz w:val="22"/>
+          <w:szCs w:val="22"/>
+        </w:rPr>
+        <w:t xml:space="preserve"> </w:t>
+      </w:r>
+      <w:r>
+        <w:rPr>
+          <w:rFonts w:ascii="Arial" w:hAnsi="Arial" w:cs="Arial"/>
+          <w:spacing w:val="-6"/>
+          <w:w w:val="90"/>
+          <w:sz w:val="22"/>
+          <w:szCs w:val="22"/>
         </w:rPr>
         <w:t>scheduled repayment</w:t>
       </w:r>
       <w:r>
         <w:rPr>
-          <w:spacing w:val="-8"/>
-          <w:w w:val="90"/>
-        </w:rPr>
-        <w:t xml:space="preserve"> </w:t>
-      </w:r>
-      <w:r>
-        <w:rPr>
-          <w:spacing w:val="-6"/>
-          <w:w w:val="90"/>
+          <w:rFonts w:ascii="Arial" w:hAnsi="Arial" w:cs="Arial"/>
+          <w:spacing w:val="-8"/>
+          <w:w w:val="90"/>
+          <w:sz w:val="22"/>
+          <w:szCs w:val="22"/>
+        </w:rPr>
+        <w:t xml:space="preserve"> </w:t>
+      </w:r>
+      <w:r>
+        <w:rPr>
+          <w:rFonts w:ascii="Arial" w:hAnsi="Arial" w:cs="Arial"/>
+          <w:spacing w:val="-6"/>
+          <w:w w:val="90"/>
+          <w:sz w:val="22"/>
+          <w:szCs w:val="22"/>
         </w:rPr>
         <w:t>of</w:t>
       </w:r>
       <w:r>
         <w:rPr>
+          <w:rFonts w:ascii="Arial" w:hAnsi="Arial" w:cs="Arial"/>
           <w:spacing w:val="-19"/>
           <w:w w:val="90"/>
-        </w:rPr>
-        <w:t xml:space="preserve"> </w:t>
-      </w:r>
-      <w:r>
-        <w:rPr>
-          <w:spacing w:val="-6"/>
-          <w:w w:val="90"/>
+          <w:sz w:val="22"/>
+          <w:szCs w:val="22"/>
+        </w:rPr>
+        <w:t xml:space="preserve"> </w:t>
+      </w:r>
+      <w:r>
+        <w:rPr>
+          <w:rFonts w:ascii="Arial" w:hAnsi="Arial" w:cs="Arial"/>
+          <w:spacing w:val="-6"/>
+          <w:w w:val="90"/>
+          <w:sz w:val="22"/>
+          <w:szCs w:val="22"/>
         </w:rPr>
         <w:t>his</w:t>
       </w:r>
       <w:r>
         <w:rPr>
-          <w:spacing w:val="-8"/>
-          <w:w w:val="90"/>
-        </w:rPr>
-        <w:t xml:space="preserve"> </w:t>
-      </w:r>
-      <w:r>
-        <w:rPr>
-          <w:spacing w:val="-6"/>
-          <w:w w:val="90"/>
+          <w:rFonts w:ascii="Arial" w:hAnsi="Arial" w:cs="Arial"/>
+          <w:spacing w:val="-8"/>
+          <w:w w:val="90"/>
+          <w:sz w:val="22"/>
+          <w:szCs w:val="22"/>
+        </w:rPr>
+        <w:t xml:space="preserve"> </w:t>
+      </w:r>
+      <w:r>
+        <w:rPr>
+          <w:rFonts w:ascii="Arial" w:hAnsi="Arial" w:cs="Arial"/>
+          <w:spacing w:val="-6"/>
+          <w:w w:val="90"/>
+          <w:sz w:val="22"/>
+          <w:szCs w:val="22"/>
         </w:rPr>
         <w:t>instalments</w:t>
       </w:r>
       <w:r>
         <w:rPr>
-          <w:spacing w:val="-8"/>
-          <w:w w:val="90"/>
-        </w:rPr>
-        <w:t xml:space="preserve"> </w:t>
-      </w:r>
-      <w:r>
-        <w:rPr>
-          <w:spacing w:val="-6"/>
-          <w:w w:val="90"/>
+          <w:rFonts w:ascii="Arial" w:hAnsi="Arial" w:cs="Arial"/>
+          <w:spacing w:val="-8"/>
+          <w:w w:val="90"/>
+          <w:sz w:val="22"/>
+          <w:szCs w:val="22"/>
+        </w:rPr>
+        <w:t xml:space="preserve"> </w:t>
+      </w:r>
+      <w:r>
+        <w:rPr>
+          <w:rFonts w:ascii="Arial" w:hAnsi="Arial" w:cs="Arial"/>
+          <w:spacing w:val="-6"/>
+          <w:w w:val="90"/>
+          <w:sz w:val="22"/>
+          <w:szCs w:val="22"/>
         </w:rPr>
         <w:t>amounting</w:t>
       </w:r>
       <w:r>
         <w:rPr>
+          <w:rFonts w:ascii="Arial" w:hAnsi="Arial" w:cs="Arial"/>
           <w:spacing w:val="-18"/>
           <w:w w:val="90"/>
-        </w:rPr>
-        <w:t xml:space="preserve"> </w:t>
-      </w:r>
-      <w:r>
-        <w:rPr>
-          <w:spacing w:val="-6"/>
-          <w:w w:val="90"/>
+          <w:sz w:val="22"/>
+          <w:szCs w:val="22"/>
+        </w:rPr>
+        <w:t xml:space="preserve"> </w:t>
+      </w:r>
+      <w:r>
+        <w:rPr>
+          <w:rFonts w:ascii="Arial" w:hAnsi="Arial" w:cs="Arial"/>
+          <w:spacing w:val="-6"/>
+          <w:w w:val="90"/>
+          <w:sz w:val="22"/>
+          <w:szCs w:val="22"/>
         </w:rPr>
         <w:t>of</w:t>
       </w:r>
       <w:r>
         <w:rPr>
+          <w:rFonts w:ascii="Arial" w:hAnsi="Arial" w:cs="Arial"/>
           <w:spacing w:val="-19"/>
           <w:w w:val="90"/>
+          <w:sz w:val="22"/>
+          <w:szCs w:val="22"/>
         </w:rPr>
         <w:t xml:space="preserve"> </w:t>
       </w:r>
       <w:proofErr w:type="gramStart"/>
       <w:r>
         <w:rPr>
-          <w:spacing w:val="-6"/>
-          <w:w w:val="90"/>
+          <w:rFonts w:ascii="Arial" w:hAnsi="Arial" w:cs="Arial"/>
+          <w:spacing w:val="-6"/>
+          <w:w w:val="90"/>
+          <w:sz w:val="22"/>
+          <w:szCs w:val="22"/>
         </w:rPr>
         <w:t>Rs.</w:t>
       </w:r>
       <w:r>
         <w:rPr>
-          <w:spacing w:val="-6"/>
-          <w:w w:val="90"/>
+          <w:rFonts w:ascii="Arial" w:hAnsi="Arial" w:cs="Arial"/>
+          <w:spacing w:val="-6"/>
+          <w:w w:val="90"/>
+          <w:sz w:val="22"/>
+          <w:szCs w:val="22"/>
         </w:rPr>
         <w:t>{</w:t>
       </w:r>
       <w:proofErr w:type="gramEnd"/>
       <w:r>
         <w:rPr>
-          <w:spacing w:val="-6"/>
-          <w:w w:val="90"/>
+          <w:rFonts w:ascii="Arial" w:hAnsi="Arial" w:cs="Arial"/>
+          <w:spacing w:val="-6"/>
+          <w:w w:val="90"/>
+          <w:sz w:val="22"/>
+          <w:szCs w:val="22"/>
         </w:rPr>
         <w:t>{amount}}</w:t>
       </w:r>
       <w:r>
         <w:rPr>
-          <w:spacing w:val="-6"/>
-          <w:w w:val="90"/>
+          <w:rFonts w:ascii="Arial" w:hAnsi="Arial" w:cs="Arial"/>
+          <w:spacing w:val="-6"/>
+          <w:w w:val="90"/>
+          <w:sz w:val="22"/>
+          <w:szCs w:val="22"/>
         </w:rPr>
         <w:t>.00</w:t>
       </w:r>
       <w:r>
         <w:rPr>
+          <w:rFonts w:ascii="Arial" w:hAnsi="Arial" w:cs="Arial"/>
           <w:spacing w:val="32"/>
-        </w:rPr>
-        <w:t xml:space="preserve"> </w:t>
-      </w:r>
-      <w:r>
-        <w:rPr>
-          <w:spacing w:val="-6"/>
-          <w:w w:val="90"/>
+          <w:sz w:val="22"/>
+          <w:szCs w:val="22"/>
+        </w:rPr>
+        <w:t xml:space="preserve"> </w:t>
+      </w:r>
+      <w:r>
+        <w:rPr>
+          <w:rFonts w:ascii="Arial" w:hAnsi="Arial" w:cs="Arial"/>
+          <w:spacing w:val="-6"/>
+          <w:w w:val="90"/>
+          <w:sz w:val="22"/>
+          <w:szCs w:val="22"/>
         </w:rPr>
         <w:t>and thereby</w:t>
       </w:r>
       <w:r>
         <w:rPr>
+          <w:rFonts w:ascii="Arial" w:hAnsi="Arial" w:cs="Arial"/>
           <w:spacing w:val="-18"/>
           <w:w w:val="90"/>
-        </w:rPr>
-        <w:t xml:space="preserve"> </w:t>
-      </w:r>
-      <w:r>
-        <w:rPr>
-          <w:spacing w:val="-6"/>
-          <w:w w:val="90"/>
+          <w:sz w:val="22"/>
+          <w:szCs w:val="22"/>
+        </w:rPr>
+        <w:t xml:space="preserve"> </w:t>
+      </w:r>
+      <w:r>
+        <w:rPr>
+          <w:rFonts w:ascii="Arial" w:hAnsi="Arial" w:cs="Arial"/>
+          <w:spacing w:val="-6"/>
+          <w:w w:val="90"/>
+          <w:sz w:val="22"/>
+          <w:szCs w:val="22"/>
         </w:rPr>
         <w:t>has</w:t>
       </w:r>
       <w:r>
         <w:rPr>
-          <w:spacing w:val="-8"/>
-          <w:w w:val="90"/>
-        </w:rPr>
-        <w:t xml:space="preserve"> </w:t>
-      </w:r>
-      <w:r>
-        <w:rPr>
-          <w:spacing w:val="-6"/>
-          <w:w w:val="90"/>
-        </w:rPr>
-        <w:t>failed to conformto the</w:t>
-      </w:r>
-      <w:r>
-        <w:rPr>
+          <w:rFonts w:ascii="Arial" w:hAnsi="Arial" w:cs="Arial"/>
+          <w:spacing w:val="-8"/>
+          <w:w w:val="90"/>
+          <w:sz w:val="22"/>
+          <w:szCs w:val="22"/>
+        </w:rPr>
+        <w:t xml:space="preserve"> </w:t>
+      </w:r>
+      <w:r>
+        <w:rPr>
+          <w:rFonts w:ascii="Arial" w:hAnsi="Arial" w:cs="Arial"/>
+          <w:spacing w:val="-6"/>
+          <w:w w:val="90"/>
+          <w:sz w:val="22"/>
+          <w:szCs w:val="22"/>
+        </w:rPr>
+        <w:t>failed to conf</w:t>
+      </w:r>
+      <w:r>
+        <w:rPr>
+          <w:rFonts w:ascii="Arial" w:hAnsi="Arial" w:cs="Arial"/>
+          <w:spacing w:val="-6"/>
+          <w:w w:val="90"/>
+          <w:sz w:val="22"/>
+          <w:szCs w:val="22"/>
+        </w:rPr>
+        <w:t>i</w:t>
+      </w:r>
+      <w:r>
+        <w:rPr>
+          <w:rFonts w:ascii="Arial" w:hAnsi="Arial" w:cs="Arial"/>
+          <w:spacing w:val="-6"/>
+          <w:w w:val="90"/>
+          <w:sz w:val="22"/>
+          <w:szCs w:val="22"/>
+        </w:rPr>
+        <w:t>rm</w:t>
+      </w:r>
+      <w:r>
+        <w:rPr>
+          <w:rFonts w:ascii="Arial" w:hAnsi="Arial" w:cs="Arial"/>
+          <w:spacing w:val="-6"/>
+          <w:w w:val="90"/>
+          <w:sz w:val="22"/>
+          <w:szCs w:val="22"/>
+        </w:rPr>
+        <w:t xml:space="preserve"> </w:t>
+      </w:r>
+      <w:r>
+        <w:rPr>
+          <w:rFonts w:ascii="Arial" w:hAnsi="Arial" w:cs="Arial"/>
+          <w:spacing w:val="-6"/>
+          <w:w w:val="90"/>
+          <w:sz w:val="22"/>
+          <w:szCs w:val="22"/>
+        </w:rPr>
+        <w:t>to the</w:t>
+      </w:r>
+      <w:r>
+        <w:rPr>
+          <w:rFonts w:ascii="Arial" w:hAnsi="Arial" w:cs="Arial"/>
           <w:spacing w:val="-7"/>
           <w:w w:val="90"/>
-        </w:rPr>
-        <w:t xml:space="preserve"> </w:t>
-      </w:r>
-      <w:r>
-        <w:rPr>
-          <w:spacing w:val="-6"/>
-          <w:w w:val="90"/>
+          <w:sz w:val="22"/>
+          <w:szCs w:val="22"/>
+        </w:rPr>
+        <w:t xml:space="preserve"> </w:t>
+      </w:r>
+      <w:r>
+        <w:rPr>
+          <w:rFonts w:ascii="Arial" w:hAnsi="Arial" w:cs="Arial"/>
+          <w:spacing w:val="-6"/>
+          <w:w w:val="90"/>
+          <w:sz w:val="22"/>
+          <w:szCs w:val="22"/>
         </w:rPr>
         <w:t>terms</w:t>
       </w:r>
       <w:r>
         <w:rPr>
-          <w:spacing w:val="-8"/>
-          <w:w w:val="90"/>
-        </w:rPr>
-        <w:t xml:space="preserve"> </w:t>
-      </w:r>
-      <w:r>
-        <w:rPr>
-          <w:spacing w:val="-6"/>
-          <w:w w:val="90"/>
+          <w:rFonts w:ascii="Arial" w:hAnsi="Arial" w:cs="Arial"/>
+          <w:spacing w:val="-8"/>
+          <w:w w:val="90"/>
+          <w:sz w:val="22"/>
+          <w:szCs w:val="22"/>
+        </w:rPr>
+        <w:t xml:space="preserve"> </w:t>
+      </w:r>
+      <w:r>
+        <w:rPr>
+          <w:rFonts w:ascii="Arial" w:hAnsi="Arial" w:cs="Arial"/>
+          <w:spacing w:val="-6"/>
+          <w:w w:val="90"/>
+          <w:sz w:val="22"/>
+          <w:szCs w:val="22"/>
         </w:rPr>
         <w:t>and</w:t>
       </w:r>
       <w:r>
         <w:rPr>
-          <w:spacing w:val="-6"/>
-        </w:rPr>
-        <w:t xml:space="preserve"> </w:t>
-      </w:r>
-      <w:r>
-        <w:rPr>
+          <w:rFonts w:ascii="Arial" w:hAnsi="Arial" w:cs="Arial"/>
+          <w:spacing w:val="-6"/>
+          <w:sz w:val="22"/>
+          <w:szCs w:val="22"/>
+        </w:rPr>
+        <w:t xml:space="preserve"> </w:t>
+      </w:r>
+      <w:r>
+        <w:rPr>
+          <w:rFonts w:ascii="Arial" w:hAnsi="Arial" w:cs="Arial"/>
           <w:spacing w:val="-12"/>
+          <w:sz w:val="22"/>
+          <w:szCs w:val="22"/>
         </w:rPr>
         <w:t>conditions of</w:t>
       </w:r>
       <w:r>
         <w:rPr>
+          <w:rFonts w:ascii="Arial" w:hAnsi="Arial" w:cs="Arial"/>
           <w:spacing w:val="-18"/>
-        </w:rPr>
-        <w:t xml:space="preserve"> </w:t>
-      </w:r>
-      <w:r>
-        <w:rPr>
+          <w:sz w:val="22"/>
+          <w:szCs w:val="22"/>
+        </w:rPr>
+        <w:t xml:space="preserve"> </w:t>
+      </w:r>
+      <w:r>
+        <w:rPr>
+          <w:rFonts w:ascii="Arial" w:hAnsi="Arial" w:cs="Arial"/>
           <w:spacing w:val="-12"/>
+          <w:sz w:val="22"/>
+          <w:szCs w:val="22"/>
         </w:rPr>
         <w:t>the said</w:t>
       </w:r>
       <w:r>
         <w:rPr>
+          <w:rFonts w:ascii="Arial" w:hAnsi="Arial" w:cs="Arial"/>
           <w:spacing w:val="-3"/>
-        </w:rPr>
-        <w:t xml:space="preserve"> </w:t>
-      </w:r>
-      <w:r>
-        <w:rPr>
+          <w:sz w:val="22"/>
+          <w:szCs w:val="22"/>
+        </w:rPr>
+        <w:t xml:space="preserve"> </w:t>
+      </w:r>
+      <w:r>
+        <w:rPr>
+          <w:rFonts w:ascii="Arial" w:hAnsi="Arial" w:cs="Arial"/>
           <w:spacing w:val="-12"/>
+          <w:sz w:val="22"/>
+          <w:szCs w:val="22"/>
         </w:rPr>
         <w:t>agreement executed</w:t>
       </w:r>
       <w:r>
         <w:rPr>
+          <w:rFonts w:ascii="Arial" w:hAnsi="Arial" w:cs="Arial"/>
           <w:spacing w:val="-3"/>
-        </w:rPr>
-        <w:t xml:space="preserve"> </w:t>
-      </w:r>
-      <w:r>
-        <w:rPr>
+          <w:sz w:val="22"/>
+          <w:szCs w:val="22"/>
+        </w:rPr>
+        <w:t xml:space="preserve"> </w:t>
+      </w:r>
+      <w:r>
+        <w:rPr>
+          <w:rFonts w:ascii="Arial" w:hAnsi="Arial" w:cs="Arial"/>
           <w:spacing w:val="-12"/>
+          <w:sz w:val="22"/>
+          <w:szCs w:val="22"/>
         </w:rPr>
         <w:t>between</w:t>
       </w:r>
       <w:r>
         <w:rPr>
+          <w:rFonts w:ascii="Arial" w:hAnsi="Arial" w:cs="Arial"/>
           <w:spacing w:val="-17"/>
-        </w:rPr>
-        <w:t xml:space="preserve"> </w:t>
-      </w:r>
-      <w:r>
-        <w:rPr>
+          <w:sz w:val="22"/>
+          <w:szCs w:val="22"/>
+        </w:rPr>
+        <w:t xml:space="preserve"> </w:t>
+      </w:r>
+      <w:r>
+        <w:rPr>
+          <w:rFonts w:ascii="Arial" w:hAnsi="Arial" w:cs="Arial"/>
           <w:spacing w:val="-12"/>
+          <w:sz w:val="22"/>
+          <w:szCs w:val="22"/>
         </w:rPr>
         <w:t>us.</w:t>
       </w:r>
@@ -1011,278 +1821,416 @@
       <w:pPr>
         <w:pStyle w:val="BodyText"/>
         <w:spacing w:before="158"/>
+        <w:rPr>
+          <w:rFonts w:ascii="Arial" w:hAnsi="Arial" w:cs="Arial"/>
+          <w:sz w:val="22"/>
+          <w:szCs w:val="22"/>
+        </w:rPr>
       </w:pPr>
       <w:r>
         <w:rPr>
-          <w:spacing w:val="-8"/>
-          <w:w w:val="90"/>
+          <w:rFonts w:ascii="Arial" w:hAnsi="Arial" w:cs="Arial"/>
+          <w:spacing w:val="-8"/>
+          <w:w w:val="90"/>
+          <w:sz w:val="22"/>
+          <w:szCs w:val="22"/>
         </w:rPr>
         <w:t>Pursuant</w:t>
       </w:r>
       <w:r>
         <w:rPr>
+          <w:rFonts w:ascii="Arial" w:hAnsi="Arial" w:cs="Arial"/>
           <w:spacing w:val="-10"/>
-        </w:rPr>
-        <w:t xml:space="preserve"> </w:t>
-      </w:r>
-      <w:r>
-        <w:rPr>
-          <w:spacing w:val="-8"/>
-          <w:w w:val="90"/>
+          <w:sz w:val="22"/>
+          <w:szCs w:val="22"/>
+        </w:rPr>
+        <w:t xml:space="preserve"> </w:t>
+      </w:r>
+      <w:r>
+        <w:rPr>
+          <w:rFonts w:ascii="Arial" w:hAnsi="Arial" w:cs="Arial"/>
+          <w:spacing w:val="-8"/>
+          <w:w w:val="90"/>
+          <w:sz w:val="22"/>
+          <w:szCs w:val="22"/>
         </w:rPr>
         <w:t>to</w:t>
       </w:r>
       <w:r>
         <w:rPr>
-          <w:spacing w:val="-8"/>
-        </w:rPr>
-        <w:t xml:space="preserve"> </w:t>
-      </w:r>
-      <w:r>
-        <w:rPr>
-          <w:spacing w:val="-8"/>
-          <w:w w:val="90"/>
+          <w:rFonts w:ascii="Arial" w:hAnsi="Arial" w:cs="Arial"/>
+          <w:spacing w:val="-8"/>
+          <w:sz w:val="22"/>
+          <w:szCs w:val="22"/>
+        </w:rPr>
+        <w:t xml:space="preserve"> </w:t>
+      </w:r>
+      <w:r>
+        <w:rPr>
+          <w:rFonts w:ascii="Arial" w:hAnsi="Arial" w:cs="Arial"/>
+          <w:spacing w:val="-8"/>
+          <w:w w:val="90"/>
+          <w:sz w:val="22"/>
+          <w:szCs w:val="22"/>
         </w:rPr>
         <w:t>our</w:t>
       </w:r>
       <w:r>
         <w:rPr>
+          <w:rFonts w:ascii="Arial" w:hAnsi="Arial" w:cs="Arial"/>
           <w:spacing w:val="-10"/>
-        </w:rPr>
-        <w:t xml:space="preserve"> </w:t>
-      </w:r>
-      <w:r>
-        <w:rPr>
-          <w:spacing w:val="-8"/>
-          <w:w w:val="90"/>
+          <w:sz w:val="22"/>
+          <w:szCs w:val="22"/>
+        </w:rPr>
+        <w:t xml:space="preserve"> </w:t>
+      </w:r>
+      <w:r>
+        <w:rPr>
+          <w:rFonts w:ascii="Arial" w:hAnsi="Arial" w:cs="Arial"/>
+          <w:spacing w:val="-8"/>
+          <w:w w:val="90"/>
+          <w:sz w:val="22"/>
+          <w:szCs w:val="22"/>
         </w:rPr>
         <w:t>rights</w:t>
       </w:r>
       <w:r>
         <w:rPr>
+          <w:rFonts w:ascii="Arial" w:hAnsi="Arial" w:cs="Arial"/>
           <w:spacing w:val="-10"/>
-        </w:rPr>
-        <w:t xml:space="preserve"> </w:t>
-      </w:r>
-      <w:r>
-        <w:rPr>
-          <w:spacing w:val="-8"/>
-          <w:w w:val="90"/>
+          <w:sz w:val="22"/>
+          <w:szCs w:val="22"/>
+        </w:rPr>
+        <w:t xml:space="preserve"> </w:t>
+      </w:r>
+      <w:r>
+        <w:rPr>
+          <w:rFonts w:ascii="Arial" w:hAnsi="Arial" w:cs="Arial"/>
+          <w:spacing w:val="-8"/>
+          <w:w w:val="90"/>
+          <w:sz w:val="22"/>
+          <w:szCs w:val="22"/>
         </w:rPr>
         <w:t>under</w:t>
       </w:r>
       <w:r>
         <w:rPr>
+          <w:rFonts w:ascii="Arial" w:hAnsi="Arial" w:cs="Arial"/>
           <w:spacing w:val="-10"/>
-        </w:rPr>
-        <w:t xml:space="preserve"> </w:t>
-      </w:r>
-      <w:r>
-        <w:rPr>
-          <w:spacing w:val="-8"/>
-          <w:w w:val="90"/>
+          <w:sz w:val="22"/>
+          <w:szCs w:val="22"/>
+        </w:rPr>
+        <w:t xml:space="preserve"> </w:t>
+      </w:r>
+      <w:r>
+        <w:rPr>
+          <w:rFonts w:ascii="Arial" w:hAnsi="Arial" w:cs="Arial"/>
+          <w:spacing w:val="-8"/>
+          <w:w w:val="90"/>
+          <w:sz w:val="22"/>
+          <w:szCs w:val="22"/>
         </w:rPr>
         <w:t>the</w:t>
       </w:r>
       <w:r>
         <w:rPr>
+          <w:rFonts w:ascii="Arial" w:hAnsi="Arial" w:cs="Arial"/>
           <w:spacing w:val="-9"/>
-        </w:rPr>
-        <w:t xml:space="preserve"> </w:t>
-      </w:r>
-      <w:r>
-        <w:rPr>
-          <w:spacing w:val="-8"/>
-          <w:w w:val="90"/>
+          <w:sz w:val="22"/>
+          <w:szCs w:val="22"/>
+        </w:rPr>
+        <w:t xml:space="preserve"> </w:t>
+      </w:r>
+      <w:r>
+        <w:rPr>
+          <w:rFonts w:ascii="Arial" w:hAnsi="Arial" w:cs="Arial"/>
+          <w:spacing w:val="-8"/>
+          <w:w w:val="90"/>
+          <w:sz w:val="22"/>
+          <w:szCs w:val="22"/>
         </w:rPr>
         <w:t>said</w:t>
       </w:r>
       <w:r>
         <w:rPr>
-          <w:spacing w:val="-8"/>
-        </w:rPr>
-        <w:t xml:space="preserve"> </w:t>
-      </w:r>
-      <w:r>
-        <w:rPr>
-          <w:spacing w:val="-8"/>
-          <w:w w:val="90"/>
+          <w:rFonts w:ascii="Arial" w:hAnsi="Arial" w:cs="Arial"/>
+          <w:spacing w:val="-8"/>
+          <w:sz w:val="22"/>
+          <w:szCs w:val="22"/>
+        </w:rPr>
+        <w:t xml:space="preserve"> </w:t>
+      </w:r>
+      <w:r>
+        <w:rPr>
+          <w:rFonts w:ascii="Arial" w:hAnsi="Arial" w:cs="Arial"/>
+          <w:spacing w:val="-8"/>
+          <w:w w:val="90"/>
+          <w:sz w:val="22"/>
+          <w:szCs w:val="22"/>
         </w:rPr>
         <w:t>agreement,</w:t>
       </w:r>
       <w:r>
         <w:rPr>
+          <w:rFonts w:ascii="Arial" w:hAnsi="Arial" w:cs="Arial"/>
           <w:spacing w:val="-4"/>
-        </w:rPr>
-        <w:t xml:space="preserve"> </w:t>
-      </w:r>
-      <w:r>
-        <w:rPr>
-          <w:spacing w:val="-8"/>
-          <w:w w:val="90"/>
+          <w:sz w:val="22"/>
+          <w:szCs w:val="22"/>
+        </w:rPr>
+        <w:t xml:space="preserve"> </w:t>
+      </w:r>
+      <w:r>
+        <w:rPr>
+          <w:rFonts w:ascii="Arial" w:hAnsi="Arial" w:cs="Arial"/>
+          <w:spacing w:val="-8"/>
+          <w:w w:val="90"/>
+          <w:sz w:val="22"/>
+          <w:szCs w:val="22"/>
         </w:rPr>
         <w:t>we</w:t>
       </w:r>
       <w:r>
         <w:rPr>
+          <w:rFonts w:ascii="Arial" w:hAnsi="Arial" w:cs="Arial"/>
           <w:spacing w:val="-9"/>
-        </w:rPr>
-        <w:t xml:space="preserve"> </w:t>
-      </w:r>
-      <w:r>
-        <w:rPr>
-          <w:spacing w:val="-8"/>
-          <w:w w:val="90"/>
+          <w:sz w:val="22"/>
+          <w:szCs w:val="22"/>
+        </w:rPr>
+        <w:t xml:space="preserve"> </w:t>
+      </w:r>
+      <w:r>
+        <w:rPr>
+          <w:rFonts w:ascii="Arial" w:hAnsi="Arial" w:cs="Arial"/>
+          <w:spacing w:val="-8"/>
+          <w:w w:val="90"/>
+          <w:sz w:val="22"/>
+          <w:szCs w:val="22"/>
         </w:rPr>
         <w:t>have</w:t>
       </w:r>
       <w:r>
         <w:rPr>
+          <w:rFonts w:ascii="Arial" w:hAnsi="Arial" w:cs="Arial"/>
           <w:spacing w:val="-9"/>
-        </w:rPr>
-        <w:t xml:space="preserve"> </w:t>
-      </w:r>
-      <w:r>
-        <w:rPr>
-          <w:spacing w:val="-8"/>
-          <w:w w:val="90"/>
+          <w:sz w:val="22"/>
+          <w:szCs w:val="22"/>
+        </w:rPr>
+        <w:t xml:space="preserve"> </w:t>
+      </w:r>
+      <w:r>
+        <w:rPr>
+          <w:rFonts w:ascii="Arial" w:hAnsi="Arial" w:cs="Arial"/>
+          <w:spacing w:val="-8"/>
+          <w:w w:val="90"/>
+          <w:sz w:val="22"/>
+          <w:szCs w:val="22"/>
         </w:rPr>
         <w:t>taken</w:t>
       </w:r>
       <w:r>
         <w:rPr>
+          <w:rFonts w:ascii="Arial" w:hAnsi="Arial" w:cs="Arial"/>
           <w:spacing w:val="-15"/>
           <w:w w:val="90"/>
-        </w:rPr>
-        <w:t xml:space="preserve"> </w:t>
-      </w:r>
-      <w:r>
-        <w:rPr>
-          <w:spacing w:val="-8"/>
-          <w:w w:val="90"/>
+          <w:sz w:val="22"/>
+          <w:szCs w:val="22"/>
+        </w:rPr>
+        <w:t xml:space="preserve"> </w:t>
+      </w:r>
+      <w:r>
+        <w:rPr>
+          <w:rFonts w:ascii="Arial" w:hAnsi="Arial" w:cs="Arial"/>
+          <w:spacing w:val="-8"/>
+          <w:w w:val="90"/>
+          <w:sz w:val="22"/>
+          <w:szCs w:val="22"/>
         </w:rPr>
         <w:t>possession</w:t>
       </w:r>
       <w:r>
         <w:rPr>
+          <w:rFonts w:ascii="Arial" w:hAnsi="Arial" w:cs="Arial"/>
           <w:spacing w:val="-15"/>
           <w:w w:val="90"/>
-        </w:rPr>
-        <w:t xml:space="preserve"> </w:t>
-      </w:r>
-      <w:r>
-        <w:rPr>
-          <w:spacing w:val="-8"/>
-          <w:w w:val="90"/>
+          <w:sz w:val="22"/>
+          <w:szCs w:val="22"/>
+        </w:rPr>
+        <w:t xml:space="preserve"> </w:t>
+      </w:r>
+      <w:r>
+        <w:rPr>
+          <w:rFonts w:ascii="Arial" w:hAnsi="Arial" w:cs="Arial"/>
+          <w:spacing w:val="-8"/>
+          <w:w w:val="90"/>
+          <w:sz w:val="22"/>
+          <w:szCs w:val="22"/>
         </w:rPr>
         <w:t>of</w:t>
       </w:r>
       <w:r>
         <w:rPr>
+          <w:rFonts w:ascii="Arial" w:hAnsi="Arial" w:cs="Arial"/>
           <w:spacing w:val="-17"/>
           <w:w w:val="90"/>
-        </w:rPr>
-        <w:t xml:space="preserve"> </w:t>
-      </w:r>
-      <w:r>
-        <w:rPr>
-          <w:spacing w:val="-8"/>
-          <w:w w:val="90"/>
+          <w:sz w:val="22"/>
+          <w:szCs w:val="22"/>
+        </w:rPr>
+        <w:t xml:space="preserve"> </w:t>
+      </w:r>
+      <w:r>
+        <w:rPr>
+          <w:rFonts w:ascii="Arial" w:hAnsi="Arial" w:cs="Arial"/>
+          <w:spacing w:val="-8"/>
+          <w:w w:val="90"/>
+          <w:sz w:val="22"/>
+          <w:szCs w:val="22"/>
         </w:rPr>
         <w:t>the</w:t>
       </w:r>
       <w:r>
         <w:rPr>
-          <w:spacing w:val="-8"/>
-        </w:rPr>
-        <w:t xml:space="preserve"> </w:t>
-      </w:r>
-      <w:r>
-        <w:rPr>
-          <w:spacing w:val="-8"/>
-          <w:w w:val="90"/>
+          <w:rFonts w:ascii="Arial" w:hAnsi="Arial" w:cs="Arial"/>
+          <w:spacing w:val="-8"/>
+          <w:sz w:val="22"/>
+          <w:szCs w:val="22"/>
+        </w:rPr>
+        <w:t xml:space="preserve"> </w:t>
+      </w:r>
+      <w:r>
+        <w:rPr>
+          <w:rFonts w:ascii="Arial" w:hAnsi="Arial" w:cs="Arial"/>
+          <w:spacing w:val="-8"/>
+          <w:w w:val="90"/>
+          <w:sz w:val="22"/>
+          <w:szCs w:val="22"/>
         </w:rPr>
         <w:t>above</w:t>
       </w:r>
       <w:r>
         <w:rPr>
+          <w:rFonts w:ascii="Arial" w:hAnsi="Arial" w:cs="Arial"/>
           <w:spacing w:val="-9"/>
-        </w:rPr>
-        <w:t xml:space="preserve"> </w:t>
-      </w:r>
-      <w:r>
-        <w:rPr>
-          <w:spacing w:val="-8"/>
-          <w:w w:val="90"/>
+          <w:sz w:val="22"/>
+          <w:szCs w:val="22"/>
+        </w:rPr>
+        <w:t xml:space="preserve"> </w:t>
+      </w:r>
+      <w:r>
+        <w:rPr>
+          <w:rFonts w:ascii="Arial" w:hAnsi="Arial" w:cs="Arial"/>
+          <w:spacing w:val="-8"/>
+          <w:w w:val="90"/>
+          <w:sz w:val="22"/>
+          <w:szCs w:val="22"/>
         </w:rPr>
         <w:t>vehicle/equipment</w:t>
       </w:r>
       <w:r>
         <w:rPr>
+          <w:rFonts w:ascii="Arial" w:hAnsi="Arial" w:cs="Arial"/>
           <w:spacing w:val="-10"/>
-        </w:rPr>
-        <w:t xml:space="preserve"> </w:t>
-      </w:r>
-      <w:r>
-        <w:rPr>
-          <w:spacing w:val="-8"/>
-          <w:w w:val="90"/>
+          <w:sz w:val="22"/>
+          <w:szCs w:val="22"/>
+        </w:rPr>
+        <w:t xml:space="preserve"> </w:t>
+      </w:r>
+      <w:r>
+        <w:rPr>
+          <w:rFonts w:ascii="Arial" w:hAnsi="Arial" w:cs="Arial"/>
+          <w:spacing w:val="-8"/>
+          <w:w w:val="90"/>
+          <w:sz w:val="22"/>
+          <w:szCs w:val="22"/>
         </w:rPr>
         <w:t>without</w:t>
       </w:r>
       <w:r>
         <w:rPr>
+          <w:rFonts w:ascii="Arial" w:hAnsi="Arial" w:cs="Arial"/>
           <w:spacing w:val="-10"/>
-        </w:rPr>
-        <w:t xml:space="preserve"> </w:t>
-      </w:r>
-      <w:r>
-        <w:rPr>
-          <w:spacing w:val="-8"/>
-          <w:w w:val="90"/>
+          <w:sz w:val="22"/>
+          <w:szCs w:val="22"/>
+        </w:rPr>
+        <w:t xml:space="preserve"> </w:t>
+      </w:r>
+      <w:r>
+        <w:rPr>
+          <w:rFonts w:ascii="Arial" w:hAnsi="Arial" w:cs="Arial"/>
+          <w:spacing w:val="-8"/>
+          <w:w w:val="90"/>
+          <w:sz w:val="22"/>
+          <w:szCs w:val="22"/>
         </w:rPr>
         <w:t>any</w:t>
       </w:r>
       <w:r>
         <w:rPr>
+          <w:rFonts w:ascii="Arial" w:hAnsi="Arial" w:cs="Arial"/>
           <w:spacing w:val="-15"/>
           <w:w w:val="90"/>
-        </w:rPr>
-        <w:t xml:space="preserve"> </w:t>
-      </w:r>
-      <w:r>
-        <w:rPr>
-          <w:spacing w:val="-8"/>
-          <w:w w:val="90"/>
+          <w:sz w:val="22"/>
+          <w:szCs w:val="22"/>
+        </w:rPr>
+        <w:t xml:space="preserve"> </w:t>
+      </w:r>
+      <w:r>
+        <w:rPr>
+          <w:rFonts w:ascii="Arial" w:hAnsi="Arial" w:cs="Arial"/>
+          <w:spacing w:val="-8"/>
+          <w:w w:val="90"/>
+          <w:sz w:val="22"/>
+          <w:szCs w:val="22"/>
         </w:rPr>
         <w:t>consignment</w:t>
       </w:r>
       <w:r>
         <w:rPr>
+          <w:rFonts w:ascii="Arial" w:hAnsi="Arial" w:cs="Arial"/>
           <w:spacing w:val="-10"/>
-        </w:rPr>
-        <w:t xml:space="preserve"> </w:t>
-      </w:r>
-      <w:r>
-        <w:rPr>
-          <w:spacing w:val="-8"/>
-          <w:w w:val="90"/>
+          <w:sz w:val="22"/>
+          <w:szCs w:val="22"/>
+        </w:rPr>
+        <w:t xml:space="preserve"> </w:t>
+      </w:r>
+      <w:r>
+        <w:rPr>
+          <w:rFonts w:ascii="Arial" w:hAnsi="Arial" w:cs="Arial"/>
+          <w:spacing w:val="-8"/>
+          <w:w w:val="90"/>
+          <w:sz w:val="22"/>
+          <w:szCs w:val="22"/>
         </w:rPr>
         <w:t>in</w:t>
       </w:r>
       <w:r>
         <w:rPr>
+          <w:rFonts w:ascii="Arial" w:hAnsi="Arial" w:cs="Arial"/>
           <w:spacing w:val="-16"/>
           <w:w w:val="90"/>
-        </w:rPr>
-        <w:t xml:space="preserve"> </w:t>
-      </w:r>
-      <w:r>
-        <w:rPr>
-          <w:spacing w:val="-8"/>
-          <w:w w:val="90"/>
+          <w:sz w:val="22"/>
+          <w:szCs w:val="22"/>
+        </w:rPr>
+        <w:t xml:space="preserve"> </w:t>
+      </w:r>
+      <w:r>
+        <w:rPr>
+          <w:rFonts w:ascii="Arial" w:hAnsi="Arial" w:cs="Arial"/>
+          <w:spacing w:val="-8"/>
+          <w:w w:val="90"/>
+          <w:sz w:val="22"/>
+          <w:szCs w:val="22"/>
         </w:rPr>
         <w:t>it</w:t>
+      </w:r>
+      <w:r>
+        <w:rPr>
+          <w:rFonts w:ascii="Arial" w:hAnsi="Arial" w:cs="Arial"/>
+          <w:spacing w:val="-8"/>
+          <w:w w:val="90"/>
+          <w:sz w:val="22"/>
+          <w:szCs w:val="22"/>
+        </w:rPr>
+        <w:t>.</w:t>
       </w:r>
     </w:p>
     <w:p>
@@ -1290,205 +2238,339 @@
         <w:pStyle w:val="BodyText"/>
         <w:spacing w:before="164" w:line="228" w:lineRule="auto"/>
         <w:ind w:right="140"/>
+        <w:rPr>
+          <w:rFonts w:ascii="Arial" w:hAnsi="Arial" w:cs="Arial"/>
+          <w:sz w:val="22"/>
+          <w:szCs w:val="22"/>
+        </w:rPr>
       </w:pPr>
       <w:r>
         <w:rPr>
-          <w:spacing w:val="-6"/>
-          <w:w w:val="90"/>
+          <w:rFonts w:ascii="Arial" w:hAnsi="Arial" w:cs="Arial"/>
+          <w:spacing w:val="-6"/>
+          <w:w w:val="90"/>
+          <w:sz w:val="22"/>
+          <w:szCs w:val="22"/>
         </w:rPr>
         <w:t>We have therefore repossessed the subject vehicle/equipment under the jurisdiction</w:t>
       </w:r>
       <w:r>
         <w:rPr>
+          <w:rFonts w:ascii="Arial" w:hAnsi="Arial" w:cs="Arial"/>
           <w:spacing w:val="-16"/>
           <w:w w:val="90"/>
-        </w:rPr>
-        <w:t xml:space="preserve"> </w:t>
-      </w:r>
-      <w:r>
-        <w:rPr>
-          <w:spacing w:val="-6"/>
-          <w:w w:val="90"/>
+          <w:sz w:val="22"/>
+          <w:szCs w:val="22"/>
+        </w:rPr>
+        <w:t xml:space="preserve"> </w:t>
+      </w:r>
+      <w:r>
+        <w:rPr>
+          <w:rFonts w:ascii="Arial" w:hAnsi="Arial" w:cs="Arial"/>
+          <w:spacing w:val="-6"/>
+          <w:w w:val="90"/>
+          <w:sz w:val="22"/>
+          <w:szCs w:val="22"/>
         </w:rPr>
         <w:t>of</w:t>
       </w:r>
       <w:r>
         <w:rPr>
+          <w:rFonts w:ascii="Arial" w:hAnsi="Arial" w:cs="Arial"/>
           <w:spacing w:val="-17"/>
           <w:w w:val="90"/>
-        </w:rPr>
-        <w:t xml:space="preserve"> </w:t>
-      </w:r>
-      <w:r>
-        <w:rPr>
-          <w:spacing w:val="-6"/>
-          <w:w w:val="90"/>
+          <w:sz w:val="22"/>
+          <w:szCs w:val="22"/>
+        </w:rPr>
+        <w:t xml:space="preserve"> </w:t>
+      </w:r>
+      <w:r>
+        <w:rPr>
+          <w:rFonts w:ascii="Arial" w:hAnsi="Arial" w:cs="Arial"/>
+          <w:spacing w:val="-6"/>
+          <w:w w:val="90"/>
+          <w:sz w:val="22"/>
+          <w:szCs w:val="22"/>
         </w:rPr>
         <w:t>your police station</w:t>
       </w:r>
       <w:r>
         <w:rPr>
+          <w:rFonts w:ascii="Arial" w:hAnsi="Arial" w:cs="Arial"/>
           <w:spacing w:val="-16"/>
           <w:w w:val="90"/>
-        </w:rPr>
-        <w:t xml:space="preserve"> </w:t>
-      </w:r>
-      <w:r>
-        <w:rPr>
-          <w:spacing w:val="-6"/>
-          <w:w w:val="90"/>
+          <w:sz w:val="22"/>
+          <w:szCs w:val="22"/>
+        </w:rPr>
+        <w:t xml:space="preserve"> </w:t>
+      </w:r>
+      <w:r>
+        <w:rPr>
+          <w:rFonts w:ascii="Arial" w:hAnsi="Arial" w:cs="Arial"/>
+          <w:spacing w:val="-6"/>
+          <w:w w:val="90"/>
+          <w:sz w:val="22"/>
+          <w:szCs w:val="22"/>
         </w:rPr>
         <w:t>and there is no “</w:t>
       </w:r>
       <w:r>
         <w:rPr>
-          <w:b/>
-          <w:spacing w:val="-6"/>
-          <w:w w:val="90"/>
-        </w:rPr>
-        <w:t>valuables/jewellery/cash/arms</w:t>
-      </w:r>
-      <w:r>
-        <w:rPr>
-          <w:spacing w:val="-6"/>
-          <w:w w:val="90"/>
+          <w:rFonts w:ascii="Arial" w:hAnsi="Arial" w:cs="Arial"/>
+          <w:b/>
+          <w:spacing w:val="-6"/>
+          <w:w w:val="90"/>
+          <w:sz w:val="22"/>
+          <w:szCs w:val="22"/>
+        </w:rPr>
+        <w:t>valuables/</w:t>
+      </w:r>
+      <w:proofErr w:type="spellStart"/>
+      <w:r>
+        <w:rPr>
+          <w:rFonts w:ascii="Arial" w:hAnsi="Arial" w:cs="Arial"/>
+          <w:b/>
+          <w:spacing w:val="-6"/>
+          <w:w w:val="90"/>
+          <w:sz w:val="22"/>
+          <w:szCs w:val="22"/>
+        </w:rPr>
+        <w:t>jewellery</w:t>
+      </w:r>
+      <w:proofErr w:type="spellEnd"/>
+      <w:r>
+        <w:rPr>
+          <w:rFonts w:ascii="Arial" w:hAnsi="Arial" w:cs="Arial"/>
+          <w:b/>
+          <w:spacing w:val="-6"/>
+          <w:w w:val="90"/>
+          <w:sz w:val="22"/>
+          <w:szCs w:val="22"/>
+        </w:rPr>
+        <w:t>/cash/arms</w:t>
+      </w:r>
+      <w:r>
+        <w:rPr>
+          <w:rFonts w:ascii="Arial" w:hAnsi="Arial" w:cs="Arial"/>
+          <w:spacing w:val="-6"/>
+          <w:w w:val="90"/>
+          <w:sz w:val="22"/>
+          <w:szCs w:val="22"/>
         </w:rPr>
         <w:t>”</w:t>
       </w:r>
       <w:r>
         <w:rPr>
+          <w:rFonts w:ascii="Arial" w:hAnsi="Arial" w:cs="Arial"/>
           <w:spacing w:val="-16"/>
           <w:w w:val="90"/>
-        </w:rPr>
-        <w:t xml:space="preserve"> </w:t>
-      </w:r>
-      <w:r>
-        <w:rPr>
-          <w:spacing w:val="-6"/>
-          <w:w w:val="90"/>
-        </w:rPr>
-        <w:t>etc,</w:t>
-      </w:r>
-      <w:r>
-        <w:rPr>
+          <w:sz w:val="22"/>
+          <w:szCs w:val="22"/>
+        </w:rPr>
+        <w:t xml:space="preserve"> </w:t>
+      </w:r>
+      <w:proofErr w:type="spellStart"/>
+      <w:r>
+        <w:rPr>
+          <w:rFonts w:ascii="Arial" w:hAnsi="Arial" w:cs="Arial"/>
+          <w:spacing w:val="-6"/>
+          <w:w w:val="90"/>
+          <w:sz w:val="22"/>
+          <w:szCs w:val="22"/>
+        </w:rPr>
+        <w:t>etc</w:t>
+      </w:r>
+      <w:proofErr w:type="spellEnd"/>
+      <w:r>
+        <w:rPr>
+          <w:rFonts w:ascii="Arial" w:hAnsi="Arial" w:cs="Arial"/>
+          <w:spacing w:val="-6"/>
+          <w:w w:val="90"/>
+          <w:sz w:val="22"/>
+          <w:szCs w:val="22"/>
+        </w:rPr>
+        <w:t>,</w:t>
+      </w:r>
+      <w:r>
+        <w:rPr>
+          <w:rFonts w:ascii="Arial" w:hAnsi="Arial" w:cs="Arial"/>
           <w:spacing w:val="-5"/>
-        </w:rPr>
-        <w:t xml:space="preserve"> </w:t>
-      </w:r>
-      <w:r>
-        <w:rPr>
-          <w:spacing w:val="-6"/>
-          <w:w w:val="90"/>
+          <w:sz w:val="22"/>
+          <w:szCs w:val="22"/>
+        </w:rPr>
+        <w:t xml:space="preserve"> </w:t>
+      </w:r>
+      <w:r>
+        <w:rPr>
+          <w:rFonts w:ascii="Arial" w:hAnsi="Arial" w:cs="Arial"/>
+          <w:spacing w:val="-6"/>
+          <w:w w:val="90"/>
+          <w:sz w:val="22"/>
+          <w:szCs w:val="22"/>
         </w:rPr>
         <w:t>in</w:t>
       </w:r>
       <w:r>
         <w:rPr>
+          <w:rFonts w:ascii="Arial" w:hAnsi="Arial" w:cs="Arial"/>
           <w:spacing w:val="-16"/>
           <w:w w:val="90"/>
-        </w:rPr>
-        <w:t xml:space="preserve"> </w:t>
-      </w:r>
-      <w:r>
-        <w:rPr>
-          <w:spacing w:val="-6"/>
-          <w:w w:val="90"/>
+          <w:sz w:val="22"/>
+          <w:szCs w:val="22"/>
+        </w:rPr>
+        <w:t xml:space="preserve"> </w:t>
+      </w:r>
+      <w:r>
+        <w:rPr>
+          <w:rFonts w:ascii="Arial" w:hAnsi="Arial" w:cs="Arial"/>
+          <w:spacing w:val="-6"/>
+          <w:w w:val="90"/>
+          <w:sz w:val="22"/>
+          <w:szCs w:val="22"/>
         </w:rPr>
         <w:t>the</w:t>
       </w:r>
       <w:r>
         <w:rPr>
-          <w:spacing w:val="-6"/>
-        </w:rPr>
-        <w:t xml:space="preserve"> </w:t>
-      </w:r>
-      <w:r>
-        <w:rPr>
+          <w:rFonts w:ascii="Arial" w:hAnsi="Arial" w:cs="Arial"/>
+          <w:spacing w:val="-6"/>
+          <w:sz w:val="22"/>
+          <w:szCs w:val="22"/>
+        </w:rPr>
+        <w:t xml:space="preserve"> </w:t>
+      </w:r>
+      <w:r>
+        <w:rPr>
+          <w:rFonts w:ascii="Arial" w:hAnsi="Arial" w:cs="Arial"/>
           <w:spacing w:val="-10"/>
+          <w:sz w:val="22"/>
+          <w:szCs w:val="22"/>
         </w:rPr>
         <w:t>said</w:t>
       </w:r>
       <w:r>
         <w:rPr>
+          <w:rFonts w:ascii="Arial" w:hAnsi="Arial" w:cs="Arial"/>
           <w:spacing w:val="-12"/>
-        </w:rPr>
-        <w:t xml:space="preserve"> </w:t>
-      </w:r>
-      <w:r>
-        <w:rPr>
+          <w:sz w:val="22"/>
+          <w:szCs w:val="22"/>
+        </w:rPr>
+        <w:t xml:space="preserve"> </w:t>
+      </w:r>
+      <w:r>
+        <w:rPr>
+          <w:rFonts w:ascii="Arial" w:hAnsi="Arial" w:cs="Arial"/>
           <w:spacing w:val="-10"/>
+          <w:sz w:val="22"/>
+          <w:szCs w:val="22"/>
         </w:rPr>
         <w:t>vehicle</w:t>
       </w:r>
       <w:r>
         <w:rPr>
+          <w:rFonts w:ascii="Arial" w:hAnsi="Arial" w:cs="Arial"/>
           <w:spacing w:val="-13"/>
-        </w:rPr>
-        <w:t xml:space="preserve"> </w:t>
-      </w:r>
-      <w:r>
-        <w:rPr>
+          <w:sz w:val="22"/>
+          <w:szCs w:val="22"/>
+        </w:rPr>
+        <w:t xml:space="preserve"> </w:t>
+      </w:r>
+      <w:r>
+        <w:rPr>
+          <w:rFonts w:ascii="Arial" w:hAnsi="Arial" w:cs="Arial"/>
           <w:spacing w:val="-10"/>
+          <w:sz w:val="22"/>
+          <w:szCs w:val="22"/>
         </w:rPr>
         <w:t>at</w:t>
       </w:r>
       <w:r>
         <w:rPr>
+          <w:rFonts w:ascii="Arial" w:hAnsi="Arial" w:cs="Arial"/>
           <w:spacing w:val="-14"/>
-        </w:rPr>
-        <w:t xml:space="preserve"> </w:t>
-      </w:r>
-      <w:r>
-        <w:rPr>
+          <w:sz w:val="22"/>
+          <w:szCs w:val="22"/>
+        </w:rPr>
+        <w:t xml:space="preserve"> </w:t>
+      </w:r>
+      <w:r>
+        <w:rPr>
+          <w:rFonts w:ascii="Arial" w:hAnsi="Arial" w:cs="Arial"/>
           <w:spacing w:val="-10"/>
+          <w:sz w:val="22"/>
+          <w:szCs w:val="22"/>
         </w:rPr>
         <w:t>the</w:t>
       </w:r>
       <w:r>
         <w:rPr>
+          <w:rFonts w:ascii="Arial" w:hAnsi="Arial" w:cs="Arial"/>
           <w:spacing w:val="-13"/>
-        </w:rPr>
-        <w:t xml:space="preserve"> </w:t>
-      </w:r>
-      <w:r>
-        <w:rPr>
+          <w:sz w:val="22"/>
+          <w:szCs w:val="22"/>
+        </w:rPr>
+        <w:t xml:space="preserve"> </w:t>
+      </w:r>
+      <w:r>
+        <w:rPr>
+          <w:rFonts w:ascii="Arial" w:hAnsi="Arial" w:cs="Arial"/>
           <w:spacing w:val="-10"/>
+          <w:sz w:val="22"/>
+          <w:szCs w:val="22"/>
         </w:rPr>
         <w:t>time</w:t>
       </w:r>
       <w:r>
         <w:rPr>
+          <w:rFonts w:ascii="Arial" w:hAnsi="Arial" w:cs="Arial"/>
           <w:spacing w:val="-13"/>
-        </w:rPr>
-        <w:t xml:space="preserve"> </w:t>
-      </w:r>
-      <w:r>
-        <w:rPr>
+          <w:sz w:val="22"/>
+          <w:szCs w:val="22"/>
+        </w:rPr>
+        <w:t xml:space="preserve"> </w:t>
+      </w:r>
+      <w:r>
+        <w:rPr>
+          <w:rFonts w:ascii="Arial" w:hAnsi="Arial" w:cs="Arial"/>
           <w:spacing w:val="-10"/>
+          <w:sz w:val="22"/>
+          <w:szCs w:val="22"/>
         </w:rPr>
         <w:t>of</w:t>
       </w:r>
       <w:r>
         <w:rPr>
+          <w:rFonts w:ascii="Arial" w:hAnsi="Arial" w:cs="Arial"/>
           <w:spacing w:val="-24"/>
-        </w:rPr>
-        <w:t xml:space="preserve"> </w:t>
-      </w:r>
-      <w:r>
-        <w:rPr>
+          <w:sz w:val="22"/>
+          <w:szCs w:val="22"/>
+        </w:rPr>
+        <w:t xml:space="preserve"> </w:t>
+      </w:r>
+      <w:r>
+        <w:rPr>
+          <w:rFonts w:ascii="Arial" w:hAnsi="Arial" w:cs="Arial"/>
           <w:spacing w:val="-10"/>
+          <w:sz w:val="22"/>
+          <w:szCs w:val="22"/>
         </w:rPr>
         <w:t>taking</w:t>
       </w:r>
       <w:r>
         <w:rPr>
+          <w:rFonts w:ascii="Arial" w:hAnsi="Arial" w:cs="Arial"/>
           <w:spacing w:val="-23"/>
-        </w:rPr>
-        <w:t xml:space="preserve"> </w:t>
-      </w:r>
-      <w:r>
-        <w:rPr>
+          <w:sz w:val="22"/>
+          <w:szCs w:val="22"/>
+        </w:rPr>
+        <w:t xml:space="preserve"> </w:t>
+      </w:r>
+      <w:r>
+        <w:rPr>
+          <w:rFonts w:ascii="Arial" w:hAnsi="Arial" w:cs="Arial"/>
           <w:spacing w:val="-10"/>
+          <w:sz w:val="22"/>
+          <w:szCs w:val="22"/>
         </w:rPr>
         <w:t>possession.</w:t>
       </w:r>
@@ -1498,543 +2580,811 @@
         <w:pStyle w:val="BodyText"/>
         <w:spacing w:before="167" w:line="228" w:lineRule="auto"/>
         <w:ind w:right="140"/>
+        <w:rPr>
+          <w:rFonts w:ascii="Arial" w:hAnsi="Arial" w:cs="Arial"/>
+          <w:sz w:val="22"/>
+          <w:szCs w:val="22"/>
+        </w:rPr>
       </w:pPr>
       <w:r>
         <w:rPr>
-          <w:spacing w:val="-6"/>
-          <w:w w:val="90"/>
+          <w:rFonts w:ascii="Arial" w:hAnsi="Arial" w:cs="Arial"/>
+          <w:spacing w:val="-6"/>
+          <w:w w:val="90"/>
+          <w:sz w:val="22"/>
+          <w:szCs w:val="22"/>
         </w:rPr>
         <w:t>This</w:t>
       </w:r>
       <w:r>
         <w:rPr>
+          <w:rFonts w:ascii="Arial" w:hAnsi="Arial" w:cs="Arial"/>
           <w:spacing w:val="-9"/>
           <w:w w:val="90"/>
-        </w:rPr>
-        <w:t xml:space="preserve"> </w:t>
-      </w:r>
-      <w:r>
-        <w:rPr>
-          <w:spacing w:val="-6"/>
-          <w:w w:val="90"/>
+          <w:sz w:val="22"/>
+          <w:szCs w:val="22"/>
+        </w:rPr>
+        <w:t xml:space="preserve"> </w:t>
+      </w:r>
+      <w:r>
+        <w:rPr>
+          <w:rFonts w:ascii="Arial" w:hAnsi="Arial" w:cs="Arial"/>
+          <w:spacing w:val="-6"/>
+          <w:w w:val="90"/>
+          <w:sz w:val="22"/>
+          <w:szCs w:val="22"/>
         </w:rPr>
         <w:t>communication</w:t>
       </w:r>
       <w:r>
         <w:rPr>
+          <w:rFonts w:ascii="Arial" w:hAnsi="Arial" w:cs="Arial"/>
           <w:spacing w:val="-18"/>
           <w:w w:val="90"/>
-        </w:rPr>
-        <w:t xml:space="preserve"> </w:t>
-      </w:r>
-      <w:r>
-        <w:rPr>
-          <w:spacing w:val="-6"/>
-          <w:w w:val="90"/>
+          <w:sz w:val="22"/>
+          <w:szCs w:val="22"/>
+        </w:rPr>
+        <w:t xml:space="preserve"> </w:t>
+      </w:r>
+      <w:r>
+        <w:rPr>
+          <w:rFonts w:ascii="Arial" w:hAnsi="Arial" w:cs="Arial"/>
+          <w:spacing w:val="-6"/>
+          <w:w w:val="90"/>
+          <w:sz w:val="22"/>
+          <w:szCs w:val="22"/>
         </w:rPr>
         <w:t>is</w:t>
       </w:r>
       <w:r>
         <w:rPr>
+          <w:rFonts w:ascii="Arial" w:hAnsi="Arial" w:cs="Arial"/>
           <w:spacing w:val="-9"/>
           <w:w w:val="90"/>
-        </w:rPr>
-        <w:t xml:space="preserve"> </w:t>
-      </w:r>
-      <w:r>
-        <w:rPr>
-          <w:spacing w:val="-6"/>
-          <w:w w:val="90"/>
+          <w:sz w:val="22"/>
+          <w:szCs w:val="22"/>
+        </w:rPr>
+        <w:t xml:space="preserve"> </w:t>
+      </w:r>
+      <w:r>
+        <w:rPr>
+          <w:rFonts w:ascii="Arial" w:hAnsi="Arial" w:cs="Arial"/>
+          <w:spacing w:val="-6"/>
+          <w:w w:val="90"/>
+          <w:sz w:val="22"/>
+          <w:szCs w:val="22"/>
         </w:rPr>
         <w:t>for</w:t>
       </w:r>
       <w:r>
         <w:rPr>
+          <w:rFonts w:ascii="Arial" w:hAnsi="Arial" w:cs="Arial"/>
           <w:spacing w:val="-9"/>
           <w:w w:val="90"/>
-        </w:rPr>
-        <w:t xml:space="preserve"> </w:t>
-      </w:r>
-      <w:r>
-        <w:rPr>
-          <w:spacing w:val="-6"/>
-          <w:w w:val="90"/>
+          <w:sz w:val="22"/>
+          <w:szCs w:val="22"/>
+        </w:rPr>
+        <w:t xml:space="preserve"> </w:t>
+      </w:r>
+      <w:r>
+        <w:rPr>
+          <w:rFonts w:ascii="Arial" w:hAnsi="Arial" w:cs="Arial"/>
+          <w:spacing w:val="-6"/>
+          <w:w w:val="90"/>
+          <w:sz w:val="22"/>
+          <w:szCs w:val="22"/>
         </w:rPr>
         <w:t>your</w:t>
       </w:r>
       <w:r>
         <w:rPr>
+          <w:rFonts w:ascii="Arial" w:hAnsi="Arial" w:cs="Arial"/>
           <w:spacing w:val="-9"/>
           <w:w w:val="90"/>
-        </w:rPr>
-        <w:t xml:space="preserve"> </w:t>
-      </w:r>
-      <w:r>
-        <w:rPr>
-          <w:spacing w:val="-6"/>
-          <w:w w:val="90"/>
+          <w:sz w:val="22"/>
+          <w:szCs w:val="22"/>
+        </w:rPr>
+        <w:t xml:space="preserve"> </w:t>
+      </w:r>
+      <w:r>
+        <w:rPr>
+          <w:rFonts w:ascii="Arial" w:hAnsi="Arial" w:cs="Arial"/>
+          <w:spacing w:val="-6"/>
+          <w:w w:val="90"/>
+          <w:sz w:val="22"/>
+          <w:szCs w:val="22"/>
         </w:rPr>
         <w:t>records</w:t>
       </w:r>
       <w:r>
         <w:rPr>
+          <w:rFonts w:ascii="Arial" w:hAnsi="Arial" w:cs="Arial"/>
           <w:spacing w:val="-9"/>
           <w:w w:val="90"/>
-        </w:rPr>
-        <w:t xml:space="preserve"> </w:t>
-      </w:r>
-      <w:r>
-        <w:rPr>
-          <w:spacing w:val="-6"/>
-          <w:w w:val="90"/>
+          <w:sz w:val="22"/>
+          <w:szCs w:val="22"/>
+        </w:rPr>
+        <w:t xml:space="preserve"> </w:t>
+      </w:r>
+      <w:r>
+        <w:rPr>
+          <w:rFonts w:ascii="Arial" w:hAnsi="Arial" w:cs="Arial"/>
+          <w:spacing w:val="-6"/>
+          <w:w w:val="90"/>
+          <w:sz w:val="22"/>
+          <w:szCs w:val="22"/>
         </w:rPr>
         <w:t>and</w:t>
       </w:r>
       <w:r>
         <w:rPr>
+          <w:rFonts w:ascii="Arial" w:hAnsi="Arial" w:cs="Arial"/>
           <w:spacing w:val="-7"/>
           <w:w w:val="90"/>
-        </w:rPr>
-        <w:t xml:space="preserve"> </w:t>
-      </w:r>
-      <w:r>
-        <w:rPr>
-          <w:spacing w:val="-6"/>
-          <w:w w:val="90"/>
+          <w:sz w:val="22"/>
+          <w:szCs w:val="22"/>
+        </w:rPr>
+        <w:t xml:space="preserve"> </w:t>
+      </w:r>
+      <w:r>
+        <w:rPr>
+          <w:rFonts w:ascii="Arial" w:hAnsi="Arial" w:cs="Arial"/>
+          <w:spacing w:val="-6"/>
+          <w:w w:val="90"/>
+          <w:sz w:val="22"/>
+          <w:szCs w:val="22"/>
         </w:rPr>
         <w:t>to</w:t>
       </w:r>
       <w:r>
         <w:rPr>
+          <w:rFonts w:ascii="Arial" w:hAnsi="Arial" w:cs="Arial"/>
           <w:spacing w:val="-7"/>
           <w:w w:val="90"/>
-        </w:rPr>
-        <w:t xml:space="preserve"> </w:t>
-      </w:r>
-      <w:r>
-        <w:rPr>
-          <w:spacing w:val="-6"/>
-          <w:w w:val="90"/>
+          <w:sz w:val="22"/>
+          <w:szCs w:val="22"/>
+        </w:rPr>
+        <w:t xml:space="preserve"> </w:t>
+      </w:r>
+      <w:r>
+        <w:rPr>
+          <w:rFonts w:ascii="Arial" w:hAnsi="Arial" w:cs="Arial"/>
+          <w:spacing w:val="-6"/>
+          <w:w w:val="90"/>
+          <w:sz w:val="22"/>
+          <w:szCs w:val="22"/>
         </w:rPr>
         <w:t>prevent</w:t>
       </w:r>
       <w:r>
         <w:rPr>
+          <w:rFonts w:ascii="Arial" w:hAnsi="Arial" w:cs="Arial"/>
           <w:spacing w:val="-9"/>
           <w:w w:val="90"/>
-        </w:rPr>
-        <w:t xml:space="preserve"> </w:t>
-      </w:r>
-      <w:r>
-        <w:rPr>
-          <w:spacing w:val="-6"/>
-          <w:w w:val="90"/>
+          <w:sz w:val="22"/>
+          <w:szCs w:val="22"/>
+        </w:rPr>
+        <w:t xml:space="preserve"> </w:t>
+      </w:r>
+      <w:r>
+        <w:rPr>
+          <w:rFonts w:ascii="Arial" w:hAnsi="Arial" w:cs="Arial"/>
+          <w:spacing w:val="-6"/>
+          <w:w w:val="90"/>
+          <w:sz w:val="22"/>
+          <w:szCs w:val="22"/>
         </w:rPr>
         <w:t>any</w:t>
       </w:r>
       <w:r>
         <w:rPr>
+          <w:rFonts w:ascii="Arial" w:hAnsi="Arial" w:cs="Arial"/>
           <w:spacing w:val="-18"/>
           <w:w w:val="90"/>
-        </w:rPr>
-        <w:t xml:space="preserve"> </w:t>
-      </w:r>
-      <w:r>
-        <w:rPr>
-          <w:spacing w:val="-6"/>
-          <w:w w:val="90"/>
+          <w:sz w:val="22"/>
+          <w:szCs w:val="22"/>
+        </w:rPr>
+        <w:t xml:space="preserve"> </w:t>
+      </w:r>
+      <w:r>
+        <w:rPr>
+          <w:rFonts w:ascii="Arial" w:hAnsi="Arial" w:cs="Arial"/>
+          <w:spacing w:val="-6"/>
+          <w:w w:val="90"/>
+          <w:sz w:val="22"/>
+          <w:szCs w:val="22"/>
         </w:rPr>
         <w:t>confusion</w:t>
       </w:r>
       <w:r>
         <w:rPr>
+          <w:rFonts w:ascii="Arial" w:hAnsi="Arial" w:cs="Arial"/>
           <w:spacing w:val="-18"/>
           <w:w w:val="90"/>
-        </w:rPr>
-        <w:t xml:space="preserve"> </w:t>
-      </w:r>
-      <w:r>
-        <w:rPr>
-          <w:spacing w:val="-6"/>
-          <w:w w:val="90"/>
+          <w:sz w:val="22"/>
+          <w:szCs w:val="22"/>
+        </w:rPr>
+        <w:t xml:space="preserve"> </w:t>
+      </w:r>
+      <w:r>
+        <w:rPr>
+          <w:rFonts w:ascii="Arial" w:hAnsi="Arial" w:cs="Arial"/>
+          <w:spacing w:val="-6"/>
+          <w:w w:val="90"/>
+          <w:sz w:val="22"/>
+          <w:szCs w:val="22"/>
         </w:rPr>
         <w:t>that</w:t>
       </w:r>
       <w:r>
         <w:rPr>
+          <w:rFonts w:ascii="Arial" w:hAnsi="Arial" w:cs="Arial"/>
           <w:spacing w:val="-9"/>
           <w:w w:val="90"/>
-        </w:rPr>
-        <w:t xml:space="preserve"> </w:t>
-      </w:r>
-      <w:r>
-        <w:rPr>
-          <w:spacing w:val="-6"/>
-          <w:w w:val="90"/>
+          <w:sz w:val="22"/>
+          <w:szCs w:val="22"/>
+        </w:rPr>
+        <w:t xml:space="preserve"> </w:t>
+      </w:r>
+      <w:r>
+        <w:rPr>
+          <w:rFonts w:ascii="Arial" w:hAnsi="Arial" w:cs="Arial"/>
+          <w:spacing w:val="-6"/>
+          <w:w w:val="90"/>
+          <w:sz w:val="22"/>
+          <w:szCs w:val="22"/>
         </w:rPr>
         <w:t>may</w:t>
       </w:r>
       <w:r>
         <w:rPr>
+          <w:rFonts w:ascii="Arial" w:hAnsi="Arial" w:cs="Arial"/>
           <w:spacing w:val="-18"/>
           <w:w w:val="90"/>
-        </w:rPr>
-        <w:t xml:space="preserve"> </w:t>
-      </w:r>
-      <w:r>
-        <w:rPr>
-          <w:spacing w:val="-6"/>
-          <w:w w:val="90"/>
+          <w:sz w:val="22"/>
+          <w:szCs w:val="22"/>
+        </w:rPr>
+        <w:t xml:space="preserve"> </w:t>
+      </w:r>
+      <w:r>
+        <w:rPr>
+          <w:rFonts w:ascii="Arial" w:hAnsi="Arial" w:cs="Arial"/>
+          <w:spacing w:val="-6"/>
+          <w:w w:val="90"/>
+          <w:sz w:val="22"/>
+          <w:szCs w:val="22"/>
         </w:rPr>
         <w:t>arise</w:t>
       </w:r>
       <w:r>
         <w:rPr>
-          <w:spacing w:val="-8"/>
-          <w:w w:val="90"/>
-        </w:rPr>
-        <w:t xml:space="preserve"> </w:t>
-      </w:r>
-      <w:r>
-        <w:rPr>
-          <w:spacing w:val="-6"/>
-          <w:w w:val="90"/>
-        </w:rPr>
-        <w:t>fromany</w:t>
-      </w:r>
-      <w:r>
-        <w:rPr>
+          <w:rFonts w:ascii="Arial" w:hAnsi="Arial" w:cs="Arial"/>
+          <w:spacing w:val="-8"/>
+          <w:w w:val="90"/>
+          <w:sz w:val="22"/>
+          <w:szCs w:val="22"/>
+        </w:rPr>
+        <w:t xml:space="preserve"> </w:t>
+      </w:r>
+      <w:r>
+        <w:rPr>
+          <w:rFonts w:ascii="Arial" w:hAnsi="Arial" w:cs="Arial"/>
+          <w:spacing w:val="-6"/>
+          <w:w w:val="90"/>
+          <w:sz w:val="22"/>
+          <w:szCs w:val="22"/>
+        </w:rPr>
+        <w:t>from</w:t>
+      </w:r>
+      <w:r>
+        <w:rPr>
+          <w:rFonts w:ascii="Arial" w:hAnsi="Arial" w:cs="Arial"/>
+          <w:spacing w:val="-6"/>
+          <w:w w:val="90"/>
+          <w:sz w:val="22"/>
+          <w:szCs w:val="22"/>
+        </w:rPr>
+        <w:t xml:space="preserve"> </w:t>
+      </w:r>
+      <w:r>
+        <w:rPr>
+          <w:rFonts w:ascii="Arial" w:hAnsi="Arial" w:cs="Arial"/>
+          <w:spacing w:val="-6"/>
+          <w:w w:val="90"/>
+          <w:sz w:val="22"/>
+          <w:szCs w:val="22"/>
+        </w:rPr>
+        <w:t>any</w:t>
+      </w:r>
+      <w:r>
+        <w:rPr>
+          <w:rFonts w:ascii="Arial" w:hAnsi="Arial" w:cs="Arial"/>
           <w:spacing w:val="-18"/>
           <w:w w:val="90"/>
-        </w:rPr>
-        <w:t xml:space="preserve"> </w:t>
-      </w:r>
-      <w:r>
-        <w:rPr>
-          <w:spacing w:val="-6"/>
-          <w:w w:val="90"/>
+          <w:sz w:val="22"/>
+          <w:szCs w:val="22"/>
+        </w:rPr>
+        <w:t xml:space="preserve"> </w:t>
+      </w:r>
+      <w:r>
+        <w:rPr>
+          <w:rFonts w:ascii="Arial" w:hAnsi="Arial" w:cs="Arial"/>
+          <w:spacing w:val="-6"/>
+          <w:w w:val="90"/>
+          <w:sz w:val="22"/>
+          <w:szCs w:val="22"/>
         </w:rPr>
         <w:t>complaint</w:t>
       </w:r>
       <w:r>
         <w:rPr>
+          <w:rFonts w:ascii="Arial" w:hAnsi="Arial" w:cs="Arial"/>
           <w:spacing w:val="-9"/>
           <w:w w:val="90"/>
-        </w:rPr>
-        <w:t xml:space="preserve"> </w:t>
-      </w:r>
-      <w:r>
-        <w:rPr>
-          <w:spacing w:val="-6"/>
-          <w:w w:val="90"/>
+          <w:sz w:val="22"/>
+          <w:szCs w:val="22"/>
+        </w:rPr>
+        <w:t xml:space="preserve"> </w:t>
+      </w:r>
+      <w:r>
+        <w:rPr>
+          <w:rFonts w:ascii="Arial" w:hAnsi="Arial" w:cs="Arial"/>
+          <w:spacing w:val="-6"/>
+          <w:w w:val="90"/>
+          <w:sz w:val="22"/>
+          <w:szCs w:val="22"/>
         </w:rPr>
         <w:t>that</w:t>
       </w:r>
       <w:r>
         <w:rPr>
+          <w:rFonts w:ascii="Arial" w:hAnsi="Arial" w:cs="Arial"/>
           <w:spacing w:val="-9"/>
           <w:w w:val="90"/>
-        </w:rPr>
-        <w:t xml:space="preserve"> </w:t>
-      </w:r>
-      <w:r>
-        <w:rPr>
-          <w:spacing w:val="-6"/>
-          <w:w w:val="90"/>
+          <w:sz w:val="22"/>
+          <w:szCs w:val="22"/>
+        </w:rPr>
+        <w:t xml:space="preserve"> </w:t>
+      </w:r>
+      <w:r>
+        <w:rPr>
+          <w:rFonts w:ascii="Arial" w:hAnsi="Arial" w:cs="Arial"/>
+          <w:spacing w:val="-6"/>
+          <w:w w:val="90"/>
+          <w:sz w:val="22"/>
+          <w:szCs w:val="22"/>
         </w:rPr>
         <w:t>the</w:t>
       </w:r>
       <w:r>
         <w:rPr>
-          <w:spacing w:val="-8"/>
-          <w:w w:val="90"/>
-        </w:rPr>
-        <w:t xml:space="preserve"> </w:t>
-      </w:r>
-      <w:r>
-        <w:rPr>
-          <w:spacing w:val="-6"/>
-          <w:w w:val="90"/>
+          <w:rFonts w:ascii="Arial" w:hAnsi="Arial" w:cs="Arial"/>
+          <w:spacing w:val="-8"/>
+          <w:w w:val="90"/>
+          <w:sz w:val="22"/>
+          <w:szCs w:val="22"/>
+        </w:rPr>
+        <w:t xml:space="preserve"> </w:t>
+      </w:r>
+      <w:r>
+        <w:rPr>
+          <w:rFonts w:ascii="Arial" w:hAnsi="Arial" w:cs="Arial"/>
+          <w:spacing w:val="-6"/>
+          <w:w w:val="90"/>
+          <w:sz w:val="22"/>
+          <w:szCs w:val="22"/>
         </w:rPr>
         <w:t>Borrower</w:t>
       </w:r>
       <w:r>
         <w:rPr>
+          <w:rFonts w:ascii="Arial" w:hAnsi="Arial" w:cs="Arial"/>
           <w:spacing w:val="-9"/>
           <w:w w:val="90"/>
-        </w:rPr>
-        <w:t xml:space="preserve"> </w:t>
-      </w:r>
-      <w:r>
-        <w:rPr>
-          <w:spacing w:val="-6"/>
-          <w:w w:val="90"/>
+          <w:sz w:val="22"/>
+          <w:szCs w:val="22"/>
+        </w:rPr>
+        <w:t xml:space="preserve"> </w:t>
+      </w:r>
+      <w:r>
+        <w:rPr>
+          <w:rFonts w:ascii="Arial" w:hAnsi="Arial" w:cs="Arial"/>
+          <w:spacing w:val="-6"/>
+          <w:w w:val="90"/>
+          <w:sz w:val="22"/>
+          <w:szCs w:val="22"/>
         </w:rPr>
         <w:t>/</w:t>
       </w:r>
       <w:r>
         <w:rPr>
+          <w:rFonts w:ascii="Arial" w:hAnsi="Arial" w:cs="Arial"/>
           <w:spacing w:val="-9"/>
           <w:w w:val="90"/>
-        </w:rPr>
-        <w:t xml:space="preserve"> </w:t>
-      </w:r>
-      <w:r>
-        <w:rPr>
-          <w:spacing w:val="-6"/>
-          <w:w w:val="90"/>
+          <w:sz w:val="22"/>
+          <w:szCs w:val="22"/>
+        </w:rPr>
+        <w:t xml:space="preserve"> </w:t>
+      </w:r>
+      <w:r>
+        <w:rPr>
+          <w:rFonts w:ascii="Arial" w:hAnsi="Arial" w:cs="Arial"/>
+          <w:spacing w:val="-6"/>
+          <w:w w:val="90"/>
+          <w:sz w:val="22"/>
+          <w:szCs w:val="22"/>
         </w:rPr>
         <w:t>Hirer</w:t>
       </w:r>
       <w:r>
         <w:rPr>
+          <w:rFonts w:ascii="Arial" w:hAnsi="Arial" w:cs="Arial"/>
           <w:spacing w:val="-9"/>
           <w:w w:val="90"/>
-        </w:rPr>
-        <w:t xml:space="preserve"> </w:t>
-      </w:r>
-      <w:r>
-        <w:rPr>
-          <w:spacing w:val="-6"/>
-          <w:w w:val="90"/>
+          <w:sz w:val="22"/>
+          <w:szCs w:val="22"/>
+        </w:rPr>
+        <w:t xml:space="preserve"> </w:t>
+      </w:r>
+      <w:r>
+        <w:rPr>
+          <w:rFonts w:ascii="Arial" w:hAnsi="Arial" w:cs="Arial"/>
+          <w:spacing w:val="-6"/>
+          <w:w w:val="90"/>
+          <w:sz w:val="22"/>
+          <w:szCs w:val="22"/>
         </w:rPr>
         <w:t>/or</w:t>
       </w:r>
       <w:r>
         <w:rPr>
+          <w:rFonts w:ascii="Arial" w:hAnsi="Arial" w:cs="Arial"/>
           <w:spacing w:val="-9"/>
           <w:w w:val="90"/>
-        </w:rPr>
-        <w:t xml:space="preserve"> </w:t>
-      </w:r>
-      <w:r>
-        <w:rPr>
-          <w:spacing w:val="-6"/>
-          <w:w w:val="90"/>
+          <w:sz w:val="22"/>
+          <w:szCs w:val="22"/>
+        </w:rPr>
+        <w:t xml:space="preserve"> </w:t>
+      </w:r>
+      <w:r>
+        <w:rPr>
+          <w:rFonts w:ascii="Arial" w:hAnsi="Arial" w:cs="Arial"/>
+          <w:spacing w:val="-6"/>
+          <w:w w:val="90"/>
+          <w:sz w:val="22"/>
+          <w:szCs w:val="22"/>
         </w:rPr>
         <w:t>his/</w:t>
       </w:r>
       <w:r>
         <w:rPr>
+          <w:rFonts w:ascii="Arial" w:hAnsi="Arial" w:cs="Arial"/>
           <w:spacing w:val="-9"/>
           <w:w w:val="90"/>
-        </w:rPr>
-        <w:t xml:space="preserve"> </w:t>
-      </w:r>
-      <w:r>
-        <w:rPr>
-          <w:spacing w:val="-6"/>
-          <w:w w:val="90"/>
+          <w:sz w:val="22"/>
+          <w:szCs w:val="22"/>
+        </w:rPr>
+        <w:t xml:space="preserve"> </w:t>
+      </w:r>
+      <w:r>
+        <w:rPr>
+          <w:rFonts w:ascii="Arial" w:hAnsi="Arial" w:cs="Arial"/>
+          <w:spacing w:val="-6"/>
+          <w:w w:val="90"/>
+          <w:sz w:val="22"/>
+          <w:szCs w:val="22"/>
         </w:rPr>
         <w:t>her/</w:t>
       </w:r>
       <w:r>
         <w:rPr>
+          <w:rFonts w:ascii="Arial" w:hAnsi="Arial" w:cs="Arial"/>
           <w:spacing w:val="-9"/>
           <w:w w:val="90"/>
-        </w:rPr>
-        <w:t xml:space="preserve"> </w:t>
-      </w:r>
-      <w:r>
-        <w:rPr>
-          <w:spacing w:val="-6"/>
-          <w:w w:val="90"/>
+          <w:sz w:val="22"/>
+          <w:szCs w:val="22"/>
+        </w:rPr>
+        <w:t xml:space="preserve"> </w:t>
+      </w:r>
+      <w:r>
+        <w:rPr>
+          <w:rFonts w:ascii="Arial" w:hAnsi="Arial" w:cs="Arial"/>
+          <w:spacing w:val="-6"/>
+          <w:w w:val="90"/>
+          <w:sz w:val="22"/>
+          <w:szCs w:val="22"/>
         </w:rPr>
         <w:t>their</w:t>
       </w:r>
       <w:r>
         <w:rPr>
+          <w:rFonts w:ascii="Arial" w:hAnsi="Arial" w:cs="Arial"/>
           <w:spacing w:val="-9"/>
           <w:w w:val="90"/>
-        </w:rPr>
-        <w:t xml:space="preserve"> </w:t>
-      </w:r>
-      <w:r>
-        <w:rPr>
-          <w:spacing w:val="-6"/>
-          <w:w w:val="90"/>
+          <w:sz w:val="22"/>
+          <w:szCs w:val="22"/>
+        </w:rPr>
+        <w:t xml:space="preserve"> </w:t>
+      </w:r>
+      <w:r>
+        <w:rPr>
+          <w:rFonts w:ascii="Arial" w:hAnsi="Arial" w:cs="Arial"/>
+          <w:spacing w:val="-6"/>
+          <w:w w:val="90"/>
+          <w:sz w:val="22"/>
+          <w:szCs w:val="22"/>
         </w:rPr>
         <w:t>representative</w:t>
       </w:r>
       <w:r>
         <w:rPr>
-          <w:spacing w:val="-8"/>
-          <w:w w:val="90"/>
-        </w:rPr>
-        <w:t xml:space="preserve"> </w:t>
-      </w:r>
-      <w:r>
-        <w:rPr>
-          <w:spacing w:val="-6"/>
-          <w:w w:val="90"/>
+          <w:rFonts w:ascii="Arial" w:hAnsi="Arial" w:cs="Arial"/>
+          <w:spacing w:val="-8"/>
+          <w:w w:val="90"/>
+          <w:sz w:val="22"/>
+          <w:szCs w:val="22"/>
+        </w:rPr>
+        <w:t xml:space="preserve"> </w:t>
+      </w:r>
+      <w:r>
+        <w:rPr>
+          <w:rFonts w:ascii="Arial" w:hAnsi="Arial" w:cs="Arial"/>
+          <w:spacing w:val="-6"/>
+          <w:w w:val="90"/>
+          <w:sz w:val="22"/>
+          <w:szCs w:val="22"/>
         </w:rPr>
         <w:t>may</w:t>
       </w:r>
       <w:r>
         <w:rPr>
-          <w:spacing w:val="-6"/>
-        </w:rPr>
-        <w:t xml:space="preserve"> </w:t>
-      </w:r>
-      <w:r>
-        <w:rPr>
+          <w:rFonts w:ascii="Arial" w:hAnsi="Arial" w:cs="Arial"/>
+          <w:spacing w:val="-6"/>
+          <w:sz w:val="22"/>
+          <w:szCs w:val="22"/>
+        </w:rPr>
+        <w:t xml:space="preserve"> </w:t>
+      </w:r>
+      <w:r>
+        <w:rPr>
+          <w:rFonts w:ascii="Arial" w:hAnsi="Arial" w:cs="Arial"/>
           <w:spacing w:val="-14"/>
+          <w:sz w:val="22"/>
+          <w:szCs w:val="22"/>
         </w:rPr>
         <w:t>lodge</w:t>
       </w:r>
       <w:r>
         <w:rPr>
+          <w:rFonts w:ascii="Arial" w:hAnsi="Arial" w:cs="Arial"/>
           <w:spacing w:val="-10"/>
-        </w:rPr>
-        <w:t xml:space="preserve"> </w:t>
-      </w:r>
-      <w:r>
-        <w:rPr>
+          <w:sz w:val="22"/>
+          <w:szCs w:val="22"/>
+        </w:rPr>
+        <w:t xml:space="preserve"> </w:t>
+      </w:r>
+      <w:r>
+        <w:rPr>
+          <w:rFonts w:ascii="Arial" w:hAnsi="Arial" w:cs="Arial"/>
           <w:spacing w:val="-14"/>
+          <w:sz w:val="22"/>
+          <w:szCs w:val="22"/>
         </w:rPr>
         <w:t>with</w:t>
       </w:r>
       <w:r>
         <w:rPr>
+          <w:rFonts w:ascii="Arial" w:hAnsi="Arial" w:cs="Arial"/>
           <w:spacing w:val="-21"/>
-        </w:rPr>
-        <w:t xml:space="preserve"> </w:t>
-      </w:r>
-      <w:r>
-        <w:rPr>
+          <w:sz w:val="22"/>
+          <w:szCs w:val="22"/>
+        </w:rPr>
+        <w:t xml:space="preserve"> </w:t>
+      </w:r>
+      <w:r>
+        <w:rPr>
+          <w:rFonts w:ascii="Arial" w:hAnsi="Arial" w:cs="Arial"/>
           <w:spacing w:val="-14"/>
+          <w:sz w:val="22"/>
+          <w:szCs w:val="22"/>
         </w:rPr>
         <w:t>you</w:t>
       </w:r>
       <w:r>
         <w:rPr>
+          <w:rFonts w:ascii="Arial" w:hAnsi="Arial" w:cs="Arial"/>
           <w:spacing w:val="-21"/>
-        </w:rPr>
-        <w:t xml:space="preserve"> </w:t>
-      </w:r>
-      <w:r>
-        <w:rPr>
+          <w:sz w:val="22"/>
+          <w:szCs w:val="22"/>
+        </w:rPr>
+        <w:t xml:space="preserve"> </w:t>
+      </w:r>
+      <w:r>
+        <w:rPr>
+          <w:rFonts w:ascii="Arial" w:hAnsi="Arial" w:cs="Arial"/>
           <w:spacing w:val="-14"/>
+          <w:sz w:val="22"/>
+          <w:szCs w:val="22"/>
         </w:rPr>
         <w:t>about</w:t>
       </w:r>
       <w:r>
         <w:rPr>
+          <w:rFonts w:ascii="Arial" w:hAnsi="Arial" w:cs="Arial"/>
           <w:spacing w:val="-12"/>
-        </w:rPr>
-        <w:t xml:space="preserve"> </w:t>
-      </w:r>
-      <w:r>
-        <w:rPr>
+          <w:sz w:val="22"/>
+          <w:szCs w:val="22"/>
+        </w:rPr>
+        <w:t xml:space="preserve"> </w:t>
+      </w:r>
+      <w:r>
+        <w:rPr>
+          <w:rFonts w:ascii="Arial" w:hAnsi="Arial" w:cs="Arial"/>
           <w:spacing w:val="-14"/>
+          <w:sz w:val="22"/>
+          <w:szCs w:val="22"/>
         </w:rPr>
         <w:t>the</w:t>
       </w:r>
       <w:r>
         <w:rPr>
+          <w:rFonts w:ascii="Arial" w:hAnsi="Arial" w:cs="Arial"/>
           <w:spacing w:val="-10"/>
-        </w:rPr>
-        <w:t xml:space="preserve"> </w:t>
-      </w:r>
-      <w:r>
-        <w:rPr>
+          <w:sz w:val="22"/>
+          <w:szCs w:val="22"/>
+        </w:rPr>
+        <w:t xml:space="preserve"> </w:t>
+      </w:r>
+      <w:r>
+        <w:rPr>
+          <w:rFonts w:ascii="Arial" w:hAnsi="Arial" w:cs="Arial"/>
           <w:spacing w:val="-14"/>
+          <w:sz w:val="22"/>
+          <w:szCs w:val="22"/>
         </w:rPr>
         <w:t>vehicle/equipment</w:t>
       </w:r>
       <w:r>
         <w:rPr>
+          <w:rFonts w:ascii="Arial" w:hAnsi="Arial" w:cs="Arial"/>
           <w:spacing w:val="-12"/>
-        </w:rPr>
-        <w:t xml:space="preserve"> </w:t>
-      </w:r>
-      <w:r>
-        <w:rPr>
+          <w:sz w:val="22"/>
+          <w:szCs w:val="22"/>
+        </w:rPr>
+        <w:t xml:space="preserve"> </w:t>
+      </w:r>
+      <w:r>
+        <w:rPr>
+          <w:rFonts w:ascii="Arial" w:hAnsi="Arial" w:cs="Arial"/>
           <w:spacing w:val="-14"/>
+          <w:sz w:val="22"/>
+          <w:szCs w:val="22"/>
         </w:rPr>
         <w:t>being</w:t>
       </w:r>
       <w:r>
         <w:rPr>
+          <w:rFonts w:ascii="Arial" w:hAnsi="Arial" w:cs="Arial"/>
           <w:spacing w:val="-21"/>
-        </w:rPr>
-        <w:t xml:space="preserve"> </w:t>
-      </w:r>
-      <w:r>
-        <w:rPr>
+          <w:sz w:val="22"/>
+          <w:szCs w:val="22"/>
+        </w:rPr>
+        <w:t xml:space="preserve"> </w:t>
+      </w:r>
+      <w:r>
+        <w:rPr>
+          <w:rFonts w:ascii="Arial" w:hAnsi="Arial" w:cs="Arial"/>
           <w:spacing w:val="-14"/>
+          <w:sz w:val="22"/>
+          <w:szCs w:val="22"/>
         </w:rPr>
         <w:t>stolen</w:t>
       </w:r>
       <w:r>
         <w:rPr>
+          <w:rFonts w:ascii="Arial" w:hAnsi="Arial" w:cs="Arial"/>
           <w:spacing w:val="-21"/>
-        </w:rPr>
-        <w:t xml:space="preserve"> </w:t>
-      </w:r>
-      <w:r>
-        <w:rPr>
+          <w:sz w:val="22"/>
+          <w:szCs w:val="22"/>
+        </w:rPr>
+        <w:t xml:space="preserve"> </w:t>
+      </w:r>
+      <w:r>
+        <w:rPr>
+          <w:rFonts w:ascii="Arial" w:hAnsi="Arial" w:cs="Arial"/>
           <w:spacing w:val="-14"/>
+          <w:sz w:val="22"/>
+          <w:szCs w:val="22"/>
         </w:rPr>
         <w:t>with</w:t>
       </w:r>
       <w:r>
         <w:rPr>
+          <w:rFonts w:ascii="Arial" w:hAnsi="Arial" w:cs="Arial"/>
           <w:spacing w:val="-21"/>
-        </w:rPr>
-        <w:t xml:space="preserve"> </w:t>
-      </w:r>
-      <w:r>
-        <w:rPr>
+          <w:sz w:val="22"/>
+          <w:szCs w:val="22"/>
+        </w:rPr>
+        <w:t xml:space="preserve"> </w:t>
+      </w:r>
+      <w:r>
+        <w:rPr>
+          <w:rFonts w:ascii="Arial" w:hAnsi="Arial" w:cs="Arial"/>
           <w:spacing w:val="-14"/>
+          <w:sz w:val="22"/>
+          <w:szCs w:val="22"/>
         </w:rPr>
         <w:t>or</w:t>
       </w:r>
       <w:r>
         <w:rPr>
+          <w:rFonts w:ascii="Arial" w:hAnsi="Arial" w:cs="Arial"/>
           <w:spacing w:val="-12"/>
-        </w:rPr>
-        <w:t xml:space="preserve"> </w:t>
-      </w:r>
-      <w:r>
-        <w:rPr>
+          <w:sz w:val="22"/>
+          <w:szCs w:val="22"/>
+        </w:rPr>
+        <w:t xml:space="preserve"> </w:t>
+      </w:r>
+      <w:r>
+        <w:rPr>
+          <w:rFonts w:ascii="Arial" w:hAnsi="Arial" w:cs="Arial"/>
           <w:spacing w:val="-14"/>
+          <w:sz w:val="22"/>
+          <w:szCs w:val="22"/>
         </w:rPr>
         <w:t>without</w:t>
       </w:r>
       <w:r>
         <w:rPr>
+          <w:rFonts w:ascii="Arial" w:hAnsi="Arial" w:cs="Arial"/>
           <w:spacing w:val="-12"/>
-        </w:rPr>
-        <w:t xml:space="preserve"> </w:t>
-      </w:r>
-      <w:r>
-        <w:rPr>
+          <w:sz w:val="22"/>
+          <w:szCs w:val="22"/>
+        </w:rPr>
+        <w:t xml:space="preserve"> </w:t>
+      </w:r>
+      <w:r>
+        <w:rPr>
+          <w:rFonts w:ascii="Arial" w:hAnsi="Arial" w:cs="Arial"/>
           <w:spacing w:val="-14"/>
+          <w:sz w:val="22"/>
+          <w:szCs w:val="22"/>
         </w:rPr>
         <w:t>any</w:t>
       </w:r>
       <w:r>
         <w:rPr>
+          <w:rFonts w:ascii="Arial" w:hAnsi="Arial" w:cs="Arial"/>
           <w:spacing w:val="-21"/>
-        </w:rPr>
-        <w:t xml:space="preserve"> </w:t>
-      </w:r>
-      <w:r>
-        <w:rPr>
+          <w:sz w:val="22"/>
+          <w:szCs w:val="22"/>
+        </w:rPr>
+        <w:t xml:space="preserve"> </w:t>
+      </w:r>
+      <w:r>
+        <w:rPr>
+          <w:rFonts w:ascii="Arial" w:hAnsi="Arial" w:cs="Arial"/>
           <w:spacing w:val="-14"/>
+          <w:sz w:val="22"/>
+          <w:szCs w:val="22"/>
         </w:rPr>
         <w:t>consignment</w:t>
       </w:r>
       <w:r>
         <w:rPr>
+          <w:rFonts w:ascii="Arial" w:hAnsi="Arial" w:cs="Arial"/>
           <w:spacing w:val="-12"/>
-        </w:rPr>
-        <w:t xml:space="preserve"> </w:t>
-      </w:r>
-      <w:r>
-        <w:rPr>
+          <w:sz w:val="22"/>
+          <w:szCs w:val="22"/>
+        </w:rPr>
+        <w:t xml:space="preserve"> </w:t>
+      </w:r>
+      <w:r>
+        <w:rPr>
+          <w:rFonts w:ascii="Arial" w:hAnsi="Arial" w:cs="Arial"/>
           <w:spacing w:val="-14"/>
+          <w:sz w:val="22"/>
+          <w:szCs w:val="22"/>
         </w:rPr>
         <w:t>whatsoever.</w:t>
       </w:r>
@@ -2043,24 +3393,51 @@
       <w:pPr>
         <w:pStyle w:val="BodyText"/>
         <w:spacing w:before="157"/>
+        <w:rPr>
+          <w:rFonts w:ascii="Arial" w:hAnsi="Arial" w:cs="Arial"/>
+          <w:spacing w:val="-8"/>
+          <w:w w:val="90"/>
+          <w:sz w:val="22"/>
+          <w:szCs w:val="22"/>
+        </w:rPr>
       </w:pPr>
-      <w:r>
-        <w:rPr>
-          <w:spacing w:val="-8"/>
-          <w:w w:val="90"/>
+    </w:p>
+    <w:p>
+      <w:pPr>
+        <w:pStyle w:val="BodyText"/>
+        <w:spacing w:before="157"/>
+        <w:rPr>
+          <w:rFonts w:ascii="Arial" w:hAnsi="Arial" w:cs="Arial"/>
+          <w:sz w:val="22"/>
+          <w:szCs w:val="22"/>
+        </w:rPr>
+      </w:pPr>
+      <w:r>
+        <w:rPr>
+          <w:rFonts w:ascii="Arial" w:hAnsi="Arial" w:cs="Arial"/>
+          <w:spacing w:val="-8"/>
+          <w:w w:val="90"/>
+          <w:sz w:val="22"/>
+          <w:szCs w:val="22"/>
         </w:rPr>
         <w:t>Yours</w:t>
       </w:r>
       <w:r>
         <w:rPr>
+          <w:rFonts w:ascii="Arial" w:hAnsi="Arial" w:cs="Arial"/>
           <w:spacing w:val="-3"/>
           <w:w w:val="90"/>
-        </w:rPr>
-        <w:t xml:space="preserve"> </w:t>
-      </w:r>
-      <w:r>
-        <w:rPr>
+          <w:sz w:val="22"/>
+          <w:szCs w:val="22"/>
+        </w:rPr>
+        <w:t xml:space="preserve"> </w:t>
+      </w:r>
+      <w:r>
+        <w:rPr>
+          <w:rFonts w:ascii="Arial" w:hAnsi="Arial" w:cs="Arial"/>
           <w:spacing w:val="-2"/>
+          <w:sz w:val="22"/>
+          <w:szCs w:val="22"/>
         </w:rPr>
         <w:t>Faithfully,</w:t>
       </w:r>
@@ -2069,112 +3446,163 @@
       <w:pPr>
         <w:pStyle w:val="BodyText"/>
         <w:spacing w:before="156"/>
+        <w:rPr>
+          <w:rFonts w:ascii="Arial" w:hAnsi="Arial" w:cs="Arial"/>
+          <w:spacing w:val="-8"/>
+          <w:w w:val="90"/>
+          <w:sz w:val="22"/>
+          <w:szCs w:val="22"/>
+        </w:rPr>
       </w:pPr>
       <w:r>
         <w:rPr>
-          <w:spacing w:val="-8"/>
-          <w:w w:val="90"/>
+          <w:rFonts w:ascii="Arial" w:hAnsi="Arial" w:cs="Arial"/>
+          <w:spacing w:val="-8"/>
+          <w:w w:val="90"/>
+          <w:sz w:val="22"/>
+          <w:szCs w:val="22"/>
         </w:rPr>
         <w:t>For</w:t>
       </w:r>
       <w:r>
         <w:rPr>
-          <w:spacing w:val="-6"/>
-        </w:rPr>
-        <w:t xml:space="preserve"> </w:t>
-      </w:r>
-      <w:r>
-        <w:rPr>
-          <w:spacing w:val="-8"/>
-          <w:w w:val="90"/>
+          <w:rFonts w:ascii="Arial" w:hAnsi="Arial" w:cs="Arial"/>
+          <w:spacing w:val="-6"/>
+          <w:sz w:val="22"/>
+          <w:szCs w:val="22"/>
+        </w:rPr>
+        <w:t xml:space="preserve"> </w:t>
+      </w:r>
+      <w:r>
+        <w:rPr>
+          <w:rFonts w:ascii="Arial" w:hAnsi="Arial" w:cs="Arial"/>
+          <w:spacing w:val="-8"/>
+          <w:w w:val="90"/>
+          <w:sz w:val="22"/>
+          <w:szCs w:val="22"/>
         </w:rPr>
         <w:t>Padma</w:t>
       </w:r>
       <w:r>
         <w:rPr>
+          <w:rFonts w:ascii="Arial" w:hAnsi="Arial" w:cs="Arial"/>
           <w:spacing w:val="-5"/>
-        </w:rPr>
-        <w:t xml:space="preserve"> </w:t>
-      </w:r>
-      <w:r>
-        <w:rPr>
-          <w:spacing w:val="-8"/>
-          <w:w w:val="90"/>
+          <w:sz w:val="22"/>
+          <w:szCs w:val="22"/>
+        </w:rPr>
+        <w:t xml:space="preserve"> </w:t>
+      </w:r>
+      <w:r>
+        <w:rPr>
+          <w:rFonts w:ascii="Arial" w:hAnsi="Arial" w:cs="Arial"/>
+          <w:spacing w:val="-8"/>
+          <w:w w:val="90"/>
+          <w:sz w:val="22"/>
+          <w:szCs w:val="22"/>
         </w:rPr>
         <w:t>Sai</w:t>
       </w:r>
       <w:r>
         <w:rPr>
+          <w:rFonts w:ascii="Arial" w:hAnsi="Arial" w:cs="Arial"/>
           <w:spacing w:val="-15"/>
           <w:w w:val="90"/>
-        </w:rPr>
-        <w:t xml:space="preserve"> </w:t>
-      </w:r>
-      <w:r>
-        <w:rPr>
-          <w:spacing w:val="-8"/>
-          <w:w w:val="90"/>
+          <w:sz w:val="22"/>
+          <w:szCs w:val="22"/>
+        </w:rPr>
+        <w:t xml:space="preserve"> </w:t>
+      </w:r>
+      <w:r>
+        <w:rPr>
+          <w:rFonts w:ascii="Arial" w:hAnsi="Arial" w:cs="Arial"/>
+          <w:spacing w:val="-8"/>
+          <w:w w:val="90"/>
+          <w:sz w:val="22"/>
+          <w:szCs w:val="22"/>
         </w:rPr>
         <w:t>Holdings</w:t>
       </w:r>
       <w:r>
         <w:rPr>
+          <w:rFonts w:ascii="Arial" w:hAnsi="Arial" w:cs="Arial"/>
           <w:spacing w:val="-5"/>
-        </w:rPr>
-        <w:t xml:space="preserve"> </w:t>
-      </w:r>
-      <w:r>
-        <w:rPr>
-          <w:spacing w:val="-8"/>
-          <w:w w:val="90"/>
+          <w:sz w:val="22"/>
+          <w:szCs w:val="22"/>
+        </w:rPr>
+        <w:t xml:space="preserve"> </w:t>
+      </w:r>
+      <w:r>
+        <w:rPr>
+          <w:rFonts w:ascii="Arial" w:hAnsi="Arial" w:cs="Arial"/>
+          <w:spacing w:val="-8"/>
+          <w:w w:val="90"/>
+          <w:sz w:val="22"/>
+          <w:szCs w:val="22"/>
         </w:rPr>
         <w:t>Private</w:t>
       </w:r>
       <w:r>
         <w:rPr>
+          <w:rFonts w:ascii="Arial" w:hAnsi="Arial" w:cs="Arial"/>
           <w:spacing w:val="-5"/>
-        </w:rPr>
-        <w:t xml:space="preserve"> </w:t>
-      </w:r>
-      <w:r>
-        <w:rPr>
-          <w:spacing w:val="-8"/>
-          <w:w w:val="90"/>
+          <w:sz w:val="22"/>
+          <w:szCs w:val="22"/>
+        </w:rPr>
+        <w:t xml:space="preserve"> </w:t>
+      </w:r>
+      <w:r>
+        <w:rPr>
+          <w:rFonts w:ascii="Arial" w:hAnsi="Arial" w:cs="Arial"/>
+          <w:spacing w:val="-8"/>
+          <w:w w:val="90"/>
+          <w:sz w:val="22"/>
+          <w:szCs w:val="22"/>
         </w:rPr>
         <w:t>Limited</w:t>
       </w:r>
+    </w:p>
+    <w:p>
+      <w:pPr>
+        <w:pStyle w:val="BodyText"/>
+        <w:spacing w:before="156"/>
+        <w:rPr>
+          <w:rFonts w:ascii="Arial" w:hAnsi="Arial" w:cs="Arial"/>
+          <w:sz w:val="22"/>
+          <w:szCs w:val="22"/>
+        </w:rPr>
+      </w:pPr>
     </w:p>
     <w:p>
       <w:pPr>
         <w:spacing w:before="155"/>
         <w:ind w:left="77"/>
         <w:rPr>
-          <w:sz w:val="19"/>
+          <w:rFonts w:ascii="Arial" w:hAnsi="Arial" w:cs="Arial"/>
         </w:rPr>
       </w:pPr>
-      <w:r>
-        <w:rPr>
-          <w:rFonts w:ascii="Arial Narrow"/>
+      <w:proofErr w:type="spellStart"/>
+      <w:r>
+        <w:rPr>
+          <w:rFonts w:ascii="Arial" w:hAnsi="Arial" w:cs="Arial"/>
           <w:spacing w:val="-2"/>
           <w:w w:val="105"/>
-          <w:sz w:val="16"/>
         </w:rPr>
         <w:t>Authorised</w:t>
       </w:r>
-      <w:r>
-        <w:rPr>
-          <w:rFonts w:ascii="Arial Narrow"/>
+      <w:proofErr w:type="spellEnd"/>
+      <w:r>
+        <w:rPr>
+          <w:rFonts w:ascii="Arial" w:hAnsi="Arial" w:cs="Arial"/>
           <w:spacing w:val="5"/>
           <w:w w:val="105"/>
-          <w:sz w:val="16"/>
-        </w:rPr>
-        <w:t xml:space="preserve"> </w:t>
-      </w:r>
-      <w:r>
-        <w:rPr>
+        </w:rPr>
+        <w:t xml:space="preserve"> </w:t>
+      </w:r>
+      <w:r>
+        <w:rPr>
+          <w:rFonts w:ascii="Arial" w:hAnsi="Arial" w:cs="Arial"/>
           <w:spacing w:val="-4"/>
           <w:w w:val="105"/>
-          <w:sz w:val="19"/>
         </w:rPr>
         <w:t>sign</w:t>
       </w:r>
@@ -2185,7 +3613,9 @@
         <w:spacing w:before="20"/>
         <w:ind w:left="0"/>
         <w:rPr>
-          <w:sz w:val="16"/>
+          <w:rFonts w:ascii="Arial" w:hAnsi="Arial" w:cs="Arial"/>
+          <w:sz w:val="22"/>
+          <w:szCs w:val="22"/>
         </w:rPr>
       </w:pPr>
     </w:p>
@@ -2193,181 +3623,181 @@
       <w:pPr>
         <w:ind w:left="77"/>
         <w:rPr>
-          <w:sz w:val="16"/>
+          <w:rFonts w:ascii="Arial" w:hAnsi="Arial" w:cs="Arial"/>
         </w:rPr>
       </w:pPr>
       <w:r>
         <w:rPr>
-          <w:spacing w:val="-8"/>
-          <w:sz w:val="16"/>
+          <w:rFonts w:ascii="Arial" w:hAnsi="Arial" w:cs="Arial"/>
+          <w:spacing w:val="-8"/>
         </w:rPr>
         <w:t>Note: This</w:t>
       </w:r>
       <w:r>
         <w:rPr>
+          <w:rFonts w:ascii="Arial" w:hAnsi="Arial" w:cs="Arial"/>
           <w:spacing w:val="7"/>
-          <w:sz w:val="16"/>
-        </w:rPr>
-        <w:t xml:space="preserve"> </w:t>
-      </w:r>
-      <w:r>
-        <w:rPr>
-          <w:spacing w:val="-8"/>
-          <w:sz w:val="16"/>
+        </w:rPr>
+        <w:t xml:space="preserve"> </w:t>
+      </w:r>
+      <w:r>
+        <w:rPr>
+          <w:rFonts w:ascii="Arial" w:hAnsi="Arial" w:cs="Arial"/>
+          <w:spacing w:val="-8"/>
         </w:rPr>
         <w:t>is</w:t>
       </w:r>
       <w:r>
         <w:rPr>
+          <w:rFonts w:ascii="Arial" w:hAnsi="Arial" w:cs="Arial"/>
           <w:spacing w:val="8"/>
-          <w:sz w:val="16"/>
-        </w:rPr>
-        <w:t xml:space="preserve"> </w:t>
-      </w:r>
-      <w:r>
-        <w:rPr>
-          <w:spacing w:val="-8"/>
-          <w:sz w:val="16"/>
+        </w:rPr>
+        <w:t xml:space="preserve"> </w:t>
+      </w:r>
+      <w:r>
+        <w:rPr>
+          <w:rFonts w:ascii="Arial" w:hAnsi="Arial" w:cs="Arial"/>
+          <w:spacing w:val="-8"/>
         </w:rPr>
         <w:t>a</w:t>
       </w:r>
       <w:r>
         <w:rPr>
+          <w:rFonts w:ascii="Arial" w:hAnsi="Arial" w:cs="Arial"/>
           <w:spacing w:val="-1"/>
-          <w:sz w:val="16"/>
-        </w:rPr>
-        <w:t xml:space="preserve"> </w:t>
-      </w:r>
-      <w:r>
-        <w:rPr>
-          <w:spacing w:val="-8"/>
-          <w:sz w:val="16"/>
+        </w:rPr>
+        <w:t xml:space="preserve"> </w:t>
+      </w:r>
+      <w:r>
+        <w:rPr>
+          <w:rFonts w:ascii="Arial" w:hAnsi="Arial" w:cs="Arial"/>
+          <w:spacing w:val="-8"/>
         </w:rPr>
         <w:t>system</w:t>
       </w:r>
       <w:r>
         <w:rPr>
+          <w:rFonts w:ascii="Arial" w:hAnsi="Arial" w:cs="Arial"/>
           <w:spacing w:val="1"/>
-          <w:sz w:val="16"/>
-        </w:rPr>
-        <w:t xml:space="preserve"> </w:t>
-      </w:r>
-      <w:r>
-        <w:rPr>
-          <w:spacing w:val="-8"/>
-          <w:sz w:val="16"/>
+        </w:rPr>
+        <w:t xml:space="preserve"> </w:t>
+      </w:r>
+      <w:r>
+        <w:rPr>
+          <w:rFonts w:ascii="Arial" w:hAnsi="Arial" w:cs="Arial"/>
+          <w:spacing w:val="-8"/>
         </w:rPr>
         <w:t>generated</w:t>
       </w:r>
       <w:r>
         <w:rPr>
+          <w:rFonts w:ascii="Arial" w:hAnsi="Arial" w:cs="Arial"/>
           <w:spacing w:val="1"/>
-          <w:sz w:val="16"/>
-        </w:rPr>
-        <w:t xml:space="preserve"> </w:t>
-      </w:r>
-      <w:r>
-        <w:rPr>
-          <w:spacing w:val="-8"/>
-          <w:sz w:val="16"/>
+        </w:rPr>
+        <w:t xml:space="preserve"> </w:t>
+      </w:r>
+      <w:r>
+        <w:rPr>
+          <w:rFonts w:ascii="Arial" w:hAnsi="Arial" w:cs="Arial"/>
+          <w:spacing w:val="-8"/>
         </w:rPr>
         <w:t>letter.</w:t>
       </w:r>
       <w:r>
         <w:rPr>
+          <w:rFonts w:ascii="Arial" w:hAnsi="Arial" w:cs="Arial"/>
           <w:spacing w:val="7"/>
-          <w:sz w:val="16"/>
-        </w:rPr>
-        <w:t xml:space="preserve"> </w:t>
-      </w:r>
-      <w:r>
-        <w:rPr>
-          <w:spacing w:val="-8"/>
-          <w:sz w:val="16"/>
+        </w:rPr>
+        <w:t xml:space="preserve"> </w:t>
+      </w:r>
+      <w:r>
+        <w:rPr>
+          <w:rFonts w:ascii="Arial" w:hAnsi="Arial" w:cs="Arial"/>
+          <w:spacing w:val="-8"/>
         </w:rPr>
         <w:t>Hence,</w:t>
       </w:r>
       <w:r>
         <w:rPr>
+          <w:rFonts w:ascii="Arial" w:hAnsi="Arial" w:cs="Arial"/>
           <w:spacing w:val="7"/>
-          <w:sz w:val="16"/>
-        </w:rPr>
-        <w:t xml:space="preserve"> </w:t>
-      </w:r>
-      <w:r>
-        <w:rPr>
-          <w:spacing w:val="-8"/>
-          <w:sz w:val="16"/>
+        </w:rPr>
+        <w:t xml:space="preserve"> </w:t>
+      </w:r>
+      <w:r>
+        <w:rPr>
+          <w:rFonts w:ascii="Arial" w:hAnsi="Arial" w:cs="Arial"/>
+          <w:spacing w:val="-8"/>
         </w:rPr>
         <w:t>it</w:t>
       </w:r>
       <w:r>
         <w:rPr>
+          <w:rFonts w:ascii="Arial" w:hAnsi="Arial" w:cs="Arial"/>
           <w:spacing w:val="3"/>
-          <w:sz w:val="16"/>
-        </w:rPr>
-        <w:t xml:space="preserve"> </w:t>
-      </w:r>
-      <w:r>
-        <w:rPr>
-          <w:spacing w:val="-8"/>
-          <w:sz w:val="16"/>
+        </w:rPr>
+        <w:t xml:space="preserve"> </w:t>
+      </w:r>
+      <w:r>
+        <w:rPr>
+          <w:rFonts w:ascii="Arial" w:hAnsi="Arial" w:cs="Arial"/>
+          <w:spacing w:val="-8"/>
         </w:rPr>
         <w:t>does</w:t>
       </w:r>
       <w:r>
         <w:rPr>
+          <w:rFonts w:ascii="Arial" w:hAnsi="Arial" w:cs="Arial"/>
           <w:spacing w:val="8"/>
-          <w:sz w:val="16"/>
-        </w:rPr>
-        <w:t xml:space="preserve"> </w:t>
-      </w:r>
-      <w:r>
-        <w:rPr>
-          <w:spacing w:val="-8"/>
-          <w:sz w:val="16"/>
+        </w:rPr>
+        <w:t xml:space="preserve"> </w:t>
+      </w:r>
+      <w:r>
+        <w:rPr>
+          <w:rFonts w:ascii="Arial" w:hAnsi="Arial" w:cs="Arial"/>
+          <w:spacing w:val="-8"/>
         </w:rPr>
         <w:t>not</w:t>
       </w:r>
       <w:r>
         <w:rPr>
+          <w:rFonts w:ascii="Arial" w:hAnsi="Arial" w:cs="Arial"/>
           <w:spacing w:val="3"/>
-          <w:sz w:val="16"/>
-        </w:rPr>
-        <w:t xml:space="preserve"> </w:t>
-      </w:r>
-      <w:r>
-        <w:rPr>
-          <w:spacing w:val="-8"/>
-          <w:sz w:val="16"/>
+        </w:rPr>
+        <w:t xml:space="preserve"> </w:t>
+      </w:r>
+      <w:r>
+        <w:rPr>
+          <w:rFonts w:ascii="Arial" w:hAnsi="Arial" w:cs="Arial"/>
+          <w:spacing w:val="-8"/>
         </w:rPr>
         <w:t>require</w:t>
       </w:r>
       <w:r>
         <w:rPr>
+          <w:rFonts w:ascii="Arial" w:hAnsi="Arial" w:cs="Arial"/>
           <w:spacing w:val="-2"/>
-          <w:sz w:val="16"/>
-        </w:rPr>
-        <w:t xml:space="preserve"> </w:t>
-      </w:r>
-      <w:r>
-        <w:rPr>
-          <w:spacing w:val="-8"/>
-          <w:sz w:val="16"/>
+        </w:rPr>
+        <w:t xml:space="preserve"> </w:t>
+      </w:r>
+      <w:r>
+        <w:rPr>
+          <w:rFonts w:ascii="Arial" w:hAnsi="Arial" w:cs="Arial"/>
+          <w:spacing w:val="-8"/>
         </w:rPr>
         <w:t>any</w:t>
       </w:r>
       <w:r>
         <w:rPr>
+          <w:rFonts w:ascii="Arial" w:hAnsi="Arial" w:cs="Arial"/>
           <w:spacing w:val="1"/>
-          <w:sz w:val="16"/>
-        </w:rPr>
-        <w:t xml:space="preserve"> </w:t>
-      </w:r>
-      <w:r>
-        <w:rPr>
-          <w:spacing w:val="-8"/>
-          <w:sz w:val="16"/>
+        </w:rPr>
+        <w:t xml:space="preserve"> </w:t>
+      </w:r>
+      <w:r>
+        <w:rPr>
+          <w:rFonts w:ascii="Arial" w:hAnsi="Arial" w:cs="Arial"/>
+          <w:spacing w:val="-8"/>
         </w:rPr>
         <w:t>signature.</w:t>
       </w:r>
@@ -2383,7 +3813,7 @@
 </file>
 
 <file path=word/styles.xml><?xml version="1.0" encoding="utf-8"?>
-<w:styles xmlns:mc="http://schemas.openxmlformats.org/markup-compatibility/2006" xmlns:r="http://schemas.openxmlformats.org/officeDocument/2006/relationships" xmlns:w="http://schemas.openxmlformats.org/wordprocessingml/2006/main" xmlns:w14="http://schemas.microsoft.com/office/word/2010/wordml" xmlns:w15="http://schemas.microsoft.com/office/word/2012/wordml" xmlns:w16cex="http://schemas.microsoft.com/office/word/2018/wordml/cex" xmlns:w16cid="http://schemas.microsoft.com/office/word/2016/wordml/cid" xmlns:w16="http://schemas.microsoft.com/office/word/2018/wordml" xmlns:w16du="http://schemas.microsoft.com/office/word/2023/wordml/word16du" xmlns:w16sdtdh="http://schemas.microsoft.com/office/word/2020/wordml/sdtdatahash" xmlns:w16sdtfl="http://schemas.microsoft.com/office/word/2024/wordml/sdtformatlock" xmlns:w16se="http://schemas.microsoft.com/office/word/2015/wordml/symex" mc:Ignorable="w14 w15 w16se w16cid w16 w16cex w16sdtdh w16sdtfl w16du">
+<w:styles xmlns:mc="http://schemas.openxmlformats.org/markup-compatibility/2006" xmlns:r="http://schemas.openxmlformats.org/officeDocument/2006/relationships" xmlns:w="http://schemas.openxmlformats.org/wordprocessingml/2006/main" xmlns:w14="http://schemas.microsoft.com/office/word/2010/wordml" xmlns:w15="http://schemas.microsoft.com/office/word/2012/wordml" xmlns:w16cex="http://schemas.microsoft.com/office/word/2018/wordml/cex" xmlns:w16cid="http://schemas.microsoft.com/office/word/2016/wordml/cid" xmlns:w16="http://schemas.microsoft.com/office/word/2018/wordml" xmlns:w16sdtdh="http://schemas.microsoft.com/office/word/2020/wordml/sdtdatahash" xmlns:w16se="http://schemas.microsoft.com/office/word/2015/wordml/symex" mc:Ignorable="w14 w15 w16se w16cid w16 w16cex w16sdtdh">
   <w:docDefaults>
     <w:rPrDefault>
       <w:rPr>
@@ -2805,6 +4235,7 @@
   <w:style w:type="character" w:default="1" w:styleId="DefaultParagraphFont">
     <w:name w:val="Default Paragraph Font"/>
     <w:uiPriority w:val="1"/>
+    <w:semiHidden/>
     <w:unhideWhenUsed/>
   </w:style>
   <w:style w:type="table" w:default="1" w:styleId="TableNormal">
